--- a/klagomål/A 3294-2026 FSC-klagomål.docx
+++ b/klagomål/A 3294-2026 FSC-klagomål.docx
@@ -796,7 +796,7 @@
     <w:r>
       <w:tab/>
       <w:tab/>
-      <w:t>2026-01-20</w:t>
+      <w:t>2026-01-21</w:t>
       <w:br/>
       <w:br/>
     </w:r>

--- a/klagomål/A 3294-2026 FSC-klagomål.docx
+++ b/klagomål/A 3294-2026 FSC-klagomål.docx
@@ -796,7 +796,7 @@
     <w:r>
       <w:tab/>
       <w:tab/>
-      <w:t>2026-01-21</w:t>
+      <w:t>2026-01-23</w:t>
       <w:br/>
       <w:br/>
     </w:r>

--- a/klagomål/A 3294-2026 FSC-klagomål.docx
+++ b/klagomål/A 3294-2026 FSC-klagomål.docx
@@ -796,7 +796,7 @@
     <w:r>
       <w:tab/>
       <w:tab/>
-      <w:t>2026-01-23</w:t>
+      <w:t>2026-01-24</w:t>
       <w:br/>
       <w:br/>
     </w:r>

--- a/klagomål/A 3294-2026 FSC-klagomål.docx
+++ b/klagomål/A 3294-2026 FSC-klagomål.docx
@@ -796,7 +796,7 @@
     <w:r>
       <w:tab/>
       <w:tab/>
-      <w:t>2026-01-24</w:t>
+      <w:t>2026-01-25</w:t>
       <w:br/>
       <w:br/>
     </w:r>

--- a/klagomål/A 3294-2026 FSC-klagomål.docx
+++ b/klagomål/A 3294-2026 FSC-klagomål.docx
@@ -796,7 +796,7 @@
     <w:r>
       <w:tab/>
       <w:tab/>
-      <w:t>2026-01-25</w:t>
+      <w:t>2026-01-26</w:t>
       <w:br/>
       <w:br/>
     </w:r>

--- a/klagomål/A 3294-2026 FSC-klagomål.docx
+++ b/klagomål/A 3294-2026 FSC-klagomål.docx
@@ -796,7 +796,7 @@
     <w:r>
       <w:tab/>
       <w:tab/>
-      <w:t>2026-01-26</w:t>
+      <w:t>2026-01-27</w:t>
       <w:br/>
       <w:br/>
     </w:r>

--- a/klagomål/A 3294-2026 FSC-klagomål.docx
+++ b/klagomål/A 3294-2026 FSC-klagomål.docx
@@ -796,7 +796,7 @@
     <w:r>
       <w:tab/>
       <w:tab/>
-      <w:t>2026-01-27</w:t>
+      <w:t>2026-01-28</w:t>
       <w:br/>
       <w:br/>
     </w:r>

--- a/klagomål/A 3294-2026 FSC-klagomål.docx
+++ b/klagomål/A 3294-2026 FSC-klagomål.docx
@@ -112,7 +112,7 @@
         <w:pStyle w:val="ListBullet"/>
       </w:pPr>
       <w:r>
-        <w:t>Om ett ombud (tex Norra skog eller Mellanskog) avverkningsanmäler en skog med naturvärden motsvarande nyckelbiotops kvalité men markägaren inte är FSC certifierad, bör du skicka in ett FSC kontrollerat virke klagomål. Då ska klagomålet skickas till ombudsföretaget.</w:t>
+        <w:t>Om ett ombud (tex Norra skog eller Mellanskog) avverkningsanmäler en skog med naturvärden motsvarande nyckelbiotops kvalitet men markägaren inte är FSC certifierad, bör du skicka in ett FSC kontrollerat virke klagomål. Då ska klagomålet skickas till ombudsföretaget.</w:t>
       </w:r>
     </w:p>
     <w:p>
@@ -251,10 +251,39 @@
         <w:rPr>
           <w:b/>
         </w:rPr>
+        <w:t>Dropptaggsvamp</w:t>
+      </w:r>
+      <w:r>
+        <w:t xml:space="preserve"> bildar mykorrhiza med tall, huvudsakligen i äldre skog. Total population i landet bedöms ha minskat och fortsatt minska på grund av slutavverkningar och förhöja kvävenivåer i marken som en följd av skogsgödsling. Dropptaggsvamp är typisk art för </w:t>
+      </w:r>
+      <w:r>
+        <w:rPr>
+          <w:i/>
+        </w:rPr>
+        <w:t xml:space="preserve">9010 Taiga </w:t>
+      </w:r>
+      <w:r>
+        <w:t>(SLU Artdatabanken, 2025).</w:t>
+      </w:r>
+    </w:p>
+    <w:p>
+      <w:r>
+        <w:rPr>
+          <w:b/>
+        </w:rPr>
         <w:t xml:space="preserve">Motaggsvamp (NT) </w:t>
       </w:r>
       <w:r>
-        <w:t>bildar mykorrhiza med tall i tallskog och hittas huvudsakligen i äldre, glesare skogsbestånd och hällmarksimpediment. Arten hotas främst av skogsavverkning och tycks försvinna efter slutavverkning, markberedning och plantering (SLU Artdatabanken, 2024).</w:t>
+        <w:t xml:space="preserve">bildar mykorrhiza med tall i tallskog och hittas huvudsakligen i äldre, glesare skogsbestånd och hällmarksimpediment. Arten hotas främst av skogsavverkning och tycks försvinna efter slutavverkning, markberedning och plantering. Motaggsvamp är typisk art för </w:t>
+      </w:r>
+      <w:r>
+        <w:rPr>
+          <w:i/>
+        </w:rPr>
+        <w:t>9010 Taiga</w:t>
+      </w:r>
+      <w:r>
+        <w:t xml:space="preserve"> (SLU Artdatabanken, 2024).</w:t>
       </w:r>
     </w:p>
     <w:p>
@@ -265,7 +294,25 @@
         <w:t xml:space="preserve">Tallticka (NT) </w:t>
       </w:r>
       <w:r>
-        <w:t>uppträder först på tallar som är 100–150 år gamla men är vanligast på träd som är runt 150–200 år eller äldre. I skogslandskapet är den främst knuten till tallnaturskogar och restbiotoper med biologiskt gamla träd och signalerar vanligtvis skyddsvärda tallbestånd med höga naturvärden (SLU Artdatabanken, 2023; Nitare &amp; Skogsstyrelsen, 2019).</w:t>
+        <w:t xml:space="preserve">uppträder först på tallar som är 100–150 år gamla men är vanligast på träd som är runt 150–200 år eller äldre. I skogslandskapet är den främst knuten till tallnaturskogar och restbiotoper med biologiskt gamla träd och signalerar vanligtvis skyddsvärda tallbestånd med höga naturvärden. Tallticka är typisk art för </w:t>
+      </w:r>
+      <w:r>
+        <w:rPr>
+          <w:i/>
+        </w:rPr>
+        <w:t xml:space="preserve">9010 Taiga </w:t>
+      </w:r>
+      <w:r>
+        <w:t xml:space="preserve">och </w:t>
+      </w:r>
+      <w:r>
+        <w:rPr>
+          <w:i/>
+        </w:rPr>
+        <w:t>9060 Åsbarrskog</w:t>
+      </w:r>
+      <w:r>
+        <w:t xml:space="preserve"> (SLU Artdatabanken, 2023; Nitare &amp; Skogsstyrelsen, 2019).</w:t>
       </w:r>
     </w:p>
     <w:p>
@@ -276,7 +323,16 @@
         <w:t>Vedskivlav (NT)</w:t>
       </w:r>
       <w:r>
-        <w:t xml:space="preserve"> växer på gammal, torr, exponerad, hård kärnved av framförallt tall i naturskogsartade bestånd. Avverkning av tallskog av naturskogskaraktär med spår av återkommande bränder är ett hot. Mängden lämplig ved att växa på för vedskivlav minskar, dels på grund av naturlig nedbrytning men framförallt på grund av att de förstörs i samband med slutavverkningar, gallringar och markberedning. Tall- och blandbarrskogar av naturskogskaraktär med spår av återkommande bränder bör skyddas (SLU Artdatabanken, 2024).</w:t>
+        <w:t xml:space="preserve"> växer på gammal, torr, exponerad, hård kärnved av framförallt tall i naturskogsartade bestånd. Avverkning av tallskog av naturskogskaraktär med spår av återkommande bränder är ett hot. Mängden lämplig ved att växa på för vedskivlav minskar, dels på grund av naturlig nedbrytning men framförallt på grund av att de förstörs i samband med slutavverkningar, gallringar och markberedning. Tall- och blandbarrskogar av naturskogskaraktär med spår av återkommande bränder bör skyddas. Vedskivlav är typisk art för </w:t>
+      </w:r>
+      <w:r>
+        <w:rPr>
+          <w:i/>
+        </w:rPr>
+        <w:t>9010 Taiga</w:t>
+      </w:r>
+      <w:r>
+        <w:t xml:space="preserve"> (SLU Artdatabanken, 2024).</w:t>
       </w:r>
     </w:p>
     <w:p>
@@ -314,7 +370,25 @@
         <w:t>Spillkråka (NT, §4)</w:t>
       </w:r>
       <w:r>
-        <w:t xml:space="preserve"> är rödlistad som nära hotad och ingår i bilaga 1 i EU:s fågeldirektiv. Den minskar i population på grund av minskad tillgång på lämpliga bo- och födoträd och minskad födotillgång. Spillkråkans minskningstakt har uppgått till 19 (24–10) % under de senaste 15 åren. Minskningstakten för den svenska populationen bedöms vara nära gränsvärdet för Sårbar (VU) (A2bc). Skogsbruk med korta omloppstider och täta, homogena ungskogar utgör det största hotet, (SLU Artdatabanken, 2023).</w:t>
+        <w:t xml:space="preserve"> är rödlistad som nära hotad och ingår i bilaga 1 i EU:s fågeldirektiv. Den minskar i population på grund av minskad tillgång på lämpliga bo- och födoträd och minskad födotillgång. Spillkråkans minskningstakt har uppgått till 19 (24–10) % under de senaste 15 åren. Minskningstakten för den svenska populationen bedöms vara nära gränsvärdet för Sårbar (VU) (A2bc). Skogsbruk med korta omloppstider och täta, homogena ungskogar utgör det största hotet. Spillkråka är typisk art för </w:t>
+      </w:r>
+      <w:r>
+        <w:rPr>
+          <w:i/>
+        </w:rPr>
+        <w:t xml:space="preserve">9010 Taiga </w:t>
+      </w:r>
+      <w:r>
+        <w:t>och</w:t>
+      </w:r>
+      <w:r>
+        <w:rPr>
+          <w:i/>
+        </w:rPr>
+        <w:t xml:space="preserve"> 9740 Skogsbevuxen myr </w:t>
+      </w:r>
+      <w:r>
+        <w:t>(SLU Artdatabanken, 2023).</w:t>
       </w:r>
     </w:p>
     <w:p>
@@ -638,12 +712,30 @@
     </w:p>
     <w:p>
       <w:r>
-        <w:t>Spillkråka (NT) är rödlistad som nära hotad, fridlyst enligt §4 Artskyddsförordningen och ingår i bilaga 1 i EU:s fågeldirektiv. Spillkråka lever i både barr- och blandskog liksom i ren lövskog. De tätaste populationerna tenderar att finnas i äldre, variationsrik blandskog med gott om död ved och gamla träd.</w:t>
+        <w:t xml:space="preserve">Spillkråka (NT) är rödlistad som nära hotad, fridlyst enligt §4 Artskyddsförordningen, typisk art för </w:t>
+      </w:r>
+      <w:r>
+        <w:rPr>
+          <w:i/>
+        </w:rPr>
+        <w:t xml:space="preserve">9010 Taiga </w:t>
+      </w:r>
+      <w:r>
+        <w:t>och</w:t>
+      </w:r>
+      <w:r>
+        <w:rPr>
+          <w:i/>
+        </w:rPr>
+        <w:t xml:space="preserve"> 9740 Skogsbevuxen myr</w:t>
+      </w:r>
+      <w:r>
+        <w:t xml:space="preserve"> och ingår i bilaga 1 i EU:s fågeldirektiv. Spillkråka lever i både barr- och blandskog liksom i ren lövskog. De tätaste populationerna tenderar att finnas i äldre, variationsrik blandskog med gott om död ved och gamla träd.</w:t>
       </w:r>
     </w:p>
     <w:p>
       <w:r>
-        <w:t>Varje par utnyttjar 400–1000 hektar skog beroende på skogens kvalitet. En minskning av populationen pågår på grund av minskad tillgång på lämpliga bo- och födoträd och minskad födotillgång. Spillkråkans minskningstakt har uppgått till 19 (24–10) % under de senaste 15 åren. Minskningstakten för den svenska populationen bedöms vara nära gränsvärdet för Sårbar (VU) (A2bc). Skogsbruk med korta omloppstider och täta, homogena ungskogar utgör det största hotet (Artdatabanken 2023).</w:t>
+        <w:t>Varje par utnyttjar 400–1000 hektar skog beroende på skogens kvalitet. En minskning av populationen pågår på grund av minskad tillgång på lämpliga bo- och födoträd och minskad födotillgång. Spillkråkans minskningstakt har uppgått till 19 (24–10) % under de senaste 15 åren. Minskningstakten för den svenska populationen bedöms vara nära gränsvärdet för Sårbar (VU) (A2bc). Skogsbruk med korta omloppstider och täta, homogena ungskogar utgör det största hotet (SLU Artdatabanken 2023).</w:t>
       </w:r>
     </w:p>
     <w:p>
@@ -796,7 +888,7 @@
     <w:r>
       <w:tab/>
       <w:tab/>
-      <w:t>2026-01-28</w:t>
+      <w:t>2026-01-29</w:t>
       <w:br/>
       <w:br/>
     </w:r>

--- a/klagomål/A 3294-2026 FSC-klagomål.docx
+++ b/klagomål/A 3294-2026 FSC-klagomål.docx
@@ -888,7 +888,7 @@
     <w:r>
       <w:tab/>
       <w:tab/>
-      <w:t>2026-01-29</w:t>
+      <w:t>2026-01-30</w:t>
       <w:br/>
       <w:br/>
     </w:r>

--- a/klagomål/A 3294-2026 FSC-klagomål.docx
+++ b/klagomål/A 3294-2026 FSC-klagomål.docx
@@ -888,7 +888,7 @@
     <w:r>
       <w:tab/>
       <w:tab/>
-      <w:t>2026-01-30</w:t>
+      <w:t>2026-01-31</w:t>
       <w:br/>
       <w:br/>
     </w:r>

--- a/klagomål/A 3294-2026 FSC-klagomål.docx
+++ b/klagomål/A 3294-2026 FSC-klagomål.docx
@@ -888,7 +888,7 @@
     <w:r>
       <w:tab/>
       <w:tab/>
-      <w:t>2026-02-28</w:t>
+      <w:t>2026-03-01</w:t>
       <w:br/>
       <w:br/>
     </w:r>

--- a/klagomål/A 3294-2026 FSC-klagomål.docx
+++ b/klagomål/A 3294-2026 FSC-klagomål.docx
@@ -888,7 +888,7 @@
     <w:r>
       <w:tab/>
       <w:tab/>
-      <w:t>2026-03-01</w:t>
+      <w:t>2026-03-02</w:t>
       <w:br/>
       <w:br/>
     </w:r>

--- a/klagomål/A 3294-2026 FSC-klagomål.docx
+++ b/klagomål/A 3294-2026 FSC-klagomål.docx
@@ -888,7 +888,7 @@
     <w:r>
       <w:tab/>
       <w:tab/>
-      <w:t>2026-03-02</w:t>
+      <w:t>2026-03-03</w:t>
       <w:br/>
       <w:br/>
     </w:r>

--- a/klagomål/A 3294-2026 FSC-klagomål.docx
+++ b/klagomål/A 3294-2026 FSC-klagomål.docx
@@ -888,7 +888,7 @@
     <w:r>
       <w:tab/>
       <w:tab/>
-      <w:t>2026-03-03</w:t>
+      <w:t>2026-03-04</w:t>
       <w:br/>
       <w:br/>
     </w:r>

--- a/klagomål/A 3294-2026 FSC-klagomål.docx
+++ b/klagomål/A 3294-2026 FSC-klagomål.docx
@@ -888,7 +888,7 @@
     <w:r>
       <w:tab/>
       <w:tab/>
-      <w:t>2026-03-04</w:t>
+      <w:t>2026-03-05</w:t>
       <w:br/>
       <w:br/>
     </w:r>

--- a/klagomål/A 3294-2026 FSC-klagomål.docx
+++ b/klagomål/A 3294-2026 FSC-klagomål.docx
@@ -888,7 +888,7 @@
     <w:r>
       <w:tab/>
       <w:tab/>
-      <w:t>2026-03-05</w:t>
+      <w:t>2026-03-06</w:t>
       <w:br/>
       <w:br/>
     </w:r>

--- a/klagomål/A 3294-2026 FSC-klagomål.docx
+++ b/klagomål/A 3294-2026 FSC-klagomål.docx
@@ -888,7 +888,7 @@
     <w:r>
       <w:tab/>
       <w:tab/>
-      <w:t>2026-03-06</w:t>
+      <w:t>2026-03-07</w:t>
       <w:br/>
       <w:br/>
     </w:r>

--- a/klagomål/A 3294-2026 FSC-klagomål.docx
+++ b/klagomål/A 3294-2026 FSC-klagomål.docx
@@ -902,7 +902,7 @@
     <w:r>
       <w:tab/>
       <w:tab/>
-      <w:t>2026-03-13</w:t>
+      <w:t>2026-03-16</w:t>
       <w:br/>
       <w:br/>
     </w:r>

--- a/klagomål/A 3294-2026 FSC-klagomål.docx
+++ b/klagomål/A 3294-2026 FSC-klagomål.docx
@@ -902,7 +902,7 @@
     <w:r>
       <w:tab/>
       <w:tab/>
-      <w:t>2026-03-16</w:t>
+      <w:t>2026-03-17</w:t>
       <w:br/>
       <w:br/>
     </w:r>

--- a/klagomål/A 3294-2026 FSC-klagomål.docx
+++ b/klagomål/A 3294-2026 FSC-klagomål.docx
@@ -902,7 +902,7 @@
     <w:r>
       <w:tab/>
       <w:tab/>
-      <w:t>2026-03-17</w:t>
+      <w:t>2026-03-18</w:t>
       <w:br/>
       <w:br/>
     </w:r>

--- a/klagomål/A 3294-2026 FSC-klagomål.docx
+++ b/klagomål/A 3294-2026 FSC-klagomål.docx
@@ -902,7 +902,7 @@
     <w:r>
       <w:tab/>
       <w:tab/>
-      <w:t>2026-03-18</w:t>
+      <w:t>2026-03-19</w:t>
       <w:br/>
       <w:br/>
     </w:r>

--- a/klagomål/A 3294-2026 FSC-klagomål.docx
+++ b/klagomål/A 3294-2026 FSC-klagomål.docx
@@ -902,7 +902,7 @@
     <w:r>
       <w:tab/>
       <w:tab/>
-      <w:t>2026-03-19</w:t>
+      <w:t>2026-03-20</w:t>
       <w:br/>
       <w:br/>
     </w:r>

--- a/klagomål/A 3294-2026 FSC-klagomål.docx
+++ b/klagomål/A 3294-2026 FSC-klagomål.docx
@@ -902,7 +902,7 @@
     <w:r>
       <w:tab/>
       <w:tab/>
-      <w:t>2026-03-20</w:t>
+      <w:t>2026-03-21</w:t>
       <w:br/>
       <w:br/>
     </w:r>

--- a/klagomål/A 3294-2026 FSC-klagomål.docx
+++ b/klagomål/A 3294-2026 FSC-klagomål.docx
@@ -902,7 +902,7 @@
     <w:r>
       <w:tab/>
       <w:tab/>
-      <w:t>2026-03-21</w:t>
+      <w:t>2026-03-22</w:t>
       <w:br/>
       <w:br/>
     </w:r>

--- a/klagomål/A 3294-2026 FSC-klagomål.docx
+++ b/klagomål/A 3294-2026 FSC-klagomål.docx
@@ -902,7 +902,7 @@
     <w:r>
       <w:tab/>
       <w:tab/>
-      <w:t>2026-03-22</w:t>
+      <w:t>2026-03-23</w:t>
       <w:br/>
       <w:br/>
     </w:r>

--- a/klagomål/A 3294-2026 FSC-klagomål.docx
+++ b/klagomål/A 3294-2026 FSC-klagomål.docx
@@ -902,7 +902,7 @@
     <w:r>
       <w:tab/>
       <w:tab/>
-      <w:t>2026-03-23</w:t>
+      <w:t>2026-03-24</w:t>
       <w:br/>
       <w:br/>
     </w:r>

--- a/klagomål/A 3294-2026 FSC-klagomål.docx
+++ b/klagomål/A 3294-2026 FSC-klagomål.docx
@@ -902,7 +902,7 @@
     <w:r>
       <w:tab/>
       <w:tab/>
-      <w:t>2026-03-24</w:t>
+      <w:t>2026-03-25</w:t>
       <w:br/>
       <w:br/>
     </w:r>

--- a/klagomål/A 3294-2026 FSC-klagomål.docx
+++ b/klagomål/A 3294-2026 FSC-klagomål.docx
@@ -902,7 +902,7 @@
     <w:r>
       <w:tab/>
       <w:tab/>
-      <w:t>2026-03-25</w:t>
+      <w:t>2026-03-26</w:t>
       <w:br/>
       <w:br/>
     </w:r>

--- a/klagomål/A 3294-2026 FSC-klagomål.docx
+++ b/klagomål/A 3294-2026 FSC-klagomål.docx
@@ -902,7 +902,7 @@
     <w:r>
       <w:tab/>
       <w:tab/>
-      <w:t>2026-03-26</w:t>
+      <w:t>2026-03-27</w:t>
       <w:br/>
       <w:br/>
     </w:r>

--- a/klagomål/A 3294-2026 FSC-klagomål.docx
+++ b/klagomål/A 3294-2026 FSC-klagomål.docx
@@ -902,7 +902,7 @@
     <w:r>
       <w:tab/>
       <w:tab/>
-      <w:t>2026-03-27</w:t>
+      <w:t>2026-03-28</w:t>
       <w:br/>
       <w:br/>
     </w:r>

--- a/klagomål/A 3294-2026 FSC-klagomål.docx
+++ b/klagomål/A 3294-2026 FSC-klagomål.docx
@@ -902,7 +902,7 @@
     <w:r>
       <w:tab/>
       <w:tab/>
-      <w:t>2026-03-28</w:t>
+      <w:t>2026-03-29</w:t>
       <w:br/>
       <w:br/>
     </w:r>

--- a/klagomål/A 3294-2026 FSC-klagomål.docx
+++ b/klagomål/A 3294-2026 FSC-klagomål.docx
@@ -902,7 +902,7 @@
     <w:r>
       <w:tab/>
       <w:tab/>
-      <w:t>2026-03-29</w:t>
+      <w:t>2026-03-30</w:t>
       <w:br/>
       <w:br/>
     </w:r>

--- a/klagomål/A 3294-2026 FSC-klagomål.docx
+++ b/klagomål/A 3294-2026 FSC-klagomål.docx
@@ -902,7 +902,7 @@
     <w:r>
       <w:tab/>
       <w:tab/>
-      <w:t>2026-03-30</w:t>
+      <w:t>2026-03-31</w:t>
       <w:br/>
       <w:br/>
     </w:r>

--- a/klagomål/A 3294-2026 FSC-klagomål.docx
+++ b/klagomål/A 3294-2026 FSC-klagomål.docx
@@ -902,7 +902,7 @@
     <w:r>
       <w:tab/>
       <w:tab/>
-      <w:t>2026-03-31</w:t>
+      <w:t>2026-04-01</w:t>
       <w:br/>
       <w:br/>
     </w:r>

--- a/klagomål/A 3294-2026 FSC-klagomål.docx
+++ b/klagomål/A 3294-2026 FSC-klagomål.docx
@@ -902,7 +902,7 @@
     <w:r>
       <w:tab/>
       <w:tab/>
-      <w:t>2026-04-01</w:t>
+      <w:t>2026-04-02</w:t>
       <w:br/>
       <w:br/>
     </w:r>

--- a/klagomål/A 3294-2026 FSC-klagomål.docx
+++ b/klagomål/A 3294-2026 FSC-klagomål.docx
@@ -902,7 +902,7 @@
     <w:r>
       <w:tab/>
       <w:tab/>
-      <w:t>2026-04-02</w:t>
+      <w:t>2026-04-03</w:t>
       <w:br/>
       <w:br/>
     </w:r>

--- a/klagomål/A 3294-2026 FSC-klagomål.docx
+++ b/klagomål/A 3294-2026 FSC-klagomål.docx
@@ -902,7 +902,7 @@
     <w:r>
       <w:tab/>
       <w:tab/>
-      <w:t>2026-04-03</w:t>
+      <w:t>2026-04-04</w:t>
       <w:br/>
       <w:br/>
     </w:r>

--- a/klagomål/A 3294-2026 FSC-klagomål.docx
+++ b/klagomål/A 3294-2026 FSC-klagomål.docx
@@ -902,7 +902,7 @@
     <w:r>
       <w:tab/>
       <w:tab/>
-      <w:t>2026-04-04</w:t>
+      <w:t>2026-04-05</w:t>
       <w:br/>
       <w:br/>
     </w:r>

--- a/klagomål/A 3294-2026 FSC-klagomål.docx
+++ b/klagomål/A 3294-2026 FSC-klagomål.docx
@@ -902,7 +902,7 @@
     <w:r>
       <w:tab/>
       <w:tab/>
-      <w:t>2026-04-05</w:t>
+      <w:t>2026-04-06</w:t>
       <w:br/>
       <w:br/>
     </w:r>

--- a/klagomål/A 3294-2026 FSC-klagomål.docx
+++ b/klagomål/A 3294-2026 FSC-klagomål.docx
@@ -251,10 +251,10 @@
         <w:rPr>
           <w:b/>
         </w:rPr>
-        <w:t>Dropptaggsvamp</w:t>
+        <w:t>Dropptaggsvamp (NT)</w:t>
       </w:r>
       <w:r>
-        <w:t xml:space="preserve"> bildar mykorrhiza med tall, huvudsakligen i äldre skog. Total population i landet bedöms ha minskat och fortsatt minska på grund av slutavverkningar och förhöja kvävenivåer i marken som en följd av skogsgödsling. Dropptaggsvamp är typisk art för </w:t>
+        <w:t xml:space="preserve"> bildar mykorrhiza med tall, främst i barrskog med trädkontinuitet, i magra, torra och ljusöppna lavtallskogar och i barrblandskogar med friskmossor och lingon i fältskiktet. Den totala populationen i landet har minskat och bedöms fortsätta minska till följd av slutavverkningar av tallskog. Det är högst oklart om arten långsiktigt kan etablera och reproducera sig i skogsbestånd som brukas med trakthyggesmetoder, markberedning, gödsling eller föryngring med förädlat plantmaterial. Uppfyller kriterierna för att bli rödlistad på grund av ny kunskap som visar att en större andel av populationen än tidigare bedömt är knuten till kontinuitetsbarrskog. Minskningstakten för den svenska populationen bedöms vara nära gränsvärdet för Sårbar (VU). Dropptaggsvamp är typisk art för </w:t>
       </w:r>
       <w:r>
         <w:rPr>
@@ -263,7 +263,7 @@
         <w:t xml:space="preserve">9010 Taiga </w:t>
       </w:r>
       <w:r>
-        <w:t>(SLU Artdatabanken, 2025).</w:t>
+        <w:t>(SLU Artdatabanken, 2026).</w:t>
       </w:r>
     </w:p>
     <w:p>
@@ -367,10 +367,10 @@
         <w:rPr>
           <w:b/>
         </w:rPr>
-        <w:t>Spillkråka (NT, §4)</w:t>
+        <w:t>Spillkråka (§4)</w:t>
       </w:r>
       <w:r>
-        <w:t xml:space="preserve"> är rödlistad som nära hotad och ingår i bilaga 1 i EU:s fågeldirektiv. Den minskar i population på grund av minskad tillgång på lämpliga bo- och födoträd och minskad födotillgång. Spillkråkans minskningstakt har uppgått till 19 (24–10) % under de senaste 15 åren och bedöms vara nära gränsvärdet för Sårbar (VU) (A2bc). Spillkråka är en nyckelart i skogliga miljöer vars övergivna bohål utnyttjas av flera andra hålhäckande fågelarter och fladdermöss. Den behöver grova träd, främst tall, asp och bok som boträd. Skogsbruk med korta omloppstider och täta, homogena ungskogar utgör det största hotet. Spillkråka är typisk art för </w:t>
+        <w:t xml:space="preserve"> omfattas av bilaga 1 i EU:s fågeldirektiv och är typisk art för </w:t>
       </w:r>
       <w:r>
         <w:rPr>
@@ -385,10 +385,10 @@
         <w:rPr>
           <w:i/>
         </w:rPr>
-        <w:t xml:space="preserve"> 9740 Skogsbevuxen myr </w:t>
+        <w:t xml:space="preserve"> 9740 Skogsbevuxen myr</w:t>
       </w:r>
       <w:r>
-        <w:t>(SLU Artdatabanken, 2025; Skogsstyrelsen 2016).</w:t>
+        <w:t>. Den behöver grova träd, främst tall, asp och bok som boträd. Skogsbruk med korta omloppstider och täta, homogena ungskogar utgör det största hotet. Spillkråka är en nyckelart i skogliga miljöer vars övergivna bohål utnyttjas av flera andra hålhäckande fågelarter och fladdermöss, däribland pärluggla (EN, §4), knipa (§4), salskrake (§4) och skogsduva (§4). Hökuggla (VU, §4) och slaguggla (§4) häckar ofta i högstubbar som brutits av i höjd med ett gammalt spillkråkebo (SLU Artdatabanken, 2026; Skogsstyrelsen, 2016).</w:t>
       </w:r>
     </w:p>
     <w:p>
@@ -712,7 +712,7 @@
     </w:p>
     <w:p>
       <w:r>
-        <w:t xml:space="preserve">Spillkråka (NT) är rödlistad som nära hotad, fridlyst enligt §4 Artskyddsförordningen, typisk art för </w:t>
+        <w:t xml:space="preserve">Spillkråka (§4) ingår i bilaga 1 EU:s fågeldirektiv och är typisk art för </w:t>
       </w:r>
       <w:r>
         <w:rPr>
@@ -730,12 +730,12 @@
         <w:t xml:space="preserve"> 9740 Skogsbevuxen myr</w:t>
       </w:r>
       <w:r>
-        <w:t xml:space="preserve"> och ingår i bilaga 1 i EU:s fågeldirektiv. Spillkråka lever i både barr- och blandskog liksom i ren lövskog. De tätaste populationerna tenderar att finnas i äldre, variationsrik blandskog med gott om död ved och gamla träd. Spillkråka är en nyckelart i skogliga miljöer vars övergivna bohål utnyttjas av flera andra hålhäckande fågelarter och fladdermöss (SLU Artdatabanken, 2023; Skogsstyrelsen 2016).</w:t>
+        <w:t>. Den lever i både barr- och blandskog liksom i ren lövskog. De tätaste populationerna tenderar att finnas i äldre, variationsrik blandskog med gott om död ved och gamla träd. Varje par utnyttjar 400–1000 hektar skog beroende på skogens kvalitet. Skogsbruk med korta omloppstider och täta, homogena ungskogar utgör det största hotet (SLU Artdatabanken, 2026).</w:t>
       </w:r>
     </w:p>
     <w:p>
       <w:r>
-        <w:t>Varje par utnyttjar 400–1000 hektar skog beroende på skogens kvalitet. En minskning av populationen pågår på grund av minskad tillgång på lämpliga bo- och födoträd och minskad födotillgång. Spillkråkans minskningstakt har uppgått till 19 (24–10) % under de senaste 15 åren. Minskningstakten för den svenska populationen bedöms vara nära gränsvärdet för Sårbar (VU) (A2bc). Skogsbruk med korta omloppstider och täta, homogena ungskogar utgör det största hotet (SLU Artdatabanken 2023).</w:t>
+        <w:t>Spillkråka är en nyckelart i skogliga miljöer vars övergivna bohål utnyttjas av flera andra hålhäckande fågelarter och fladdermöss, däribland pärluggla (EN, §4), knipa (§4), salskrake (§4) och skogsduva (§4). Hökuggla (VU, §4) och slaguggla (§4) häckar ofta i högstubbar som brutits av i höjd med ett gammalt spillkråkebo (Skogsstyrelsen, 2016).</w:t>
       </w:r>
     </w:p>
     <w:p>
@@ -762,7 +762,7 @@
     </w:p>
     <w:p>
       <w:r>
-        <w:t xml:space="preserve">SLU Artdatabanken, 2023. </w:t>
+        <w:t xml:space="preserve">SLU Artdatabanken, 2026. </w:t>
       </w:r>
       <w:r>
         <w:rPr>
@@ -771,7 +771,7 @@
         <w:t xml:space="preserve">Artfaktablad. Naturvård – artfakta. </w:t>
       </w:r>
       <w:r>
-        <w:t>SLU Artdatabanken, Uppsala</w:t>
+        <w:t>SLU Artdatabanken, Uppsala.</w:t>
       </w:r>
     </w:p>
     <w:sectPr>
@@ -902,7 +902,7 @@
     <w:r>
       <w:tab/>
       <w:tab/>
-      <w:t>2026-04-06</w:t>
+      <w:t>2026-04-07</w:t>
       <w:br/>
       <w:br/>
     </w:r>

--- a/klagomål/A 3294-2026 FSC-klagomål.docx
+++ b/klagomål/A 3294-2026 FSC-klagomål.docx
@@ -902,7 +902,7 @@
     <w:r>
       <w:tab/>
       <w:tab/>
-      <w:t>2026-04-07</w:t>
+      <w:t>2026-04-08</w:t>
       <w:br/>
       <w:br/>
     </w:r>

--- a/klagomål/A 3294-2026 FSC-klagomål.docx
+++ b/klagomål/A 3294-2026 FSC-klagomål.docx
@@ -902,7 +902,7 @@
     <w:r>
       <w:tab/>
       <w:tab/>
-      <w:t>2026-04-08</w:t>
+      <w:t>2026-04-09</w:t>
       <w:br/>
       <w:br/>
     </w:r>

--- a/klagomål/A 3294-2026 FSC-klagomål.docx
+++ b/klagomål/A 3294-2026 FSC-klagomål.docx
@@ -902,7 +902,7 @@
     <w:r>
       <w:tab/>
       <w:tab/>
-      <w:t>2026-04-09</w:t>
+      <w:t>2026-04-10</w:t>
       <w:br/>
       <w:br/>
     </w:r>

--- a/klagomål/A 3294-2026 FSC-klagomål.docx
+++ b/klagomål/A 3294-2026 FSC-klagomål.docx
@@ -902,7 +902,7 @@
     <w:r>
       <w:tab/>
       <w:tab/>
-      <w:t>2026-04-10</w:t>
+      <w:t>2026-04-11</w:t>
       <w:br/>
       <w:br/>
     </w:r>

--- a/klagomål/A 3294-2026 FSC-klagomål.docx
+++ b/klagomål/A 3294-2026 FSC-klagomål.docx
@@ -902,7 +902,7 @@
     <w:r>
       <w:tab/>
       <w:tab/>
-      <w:t>2026-04-11</w:t>
+      <w:t>2026-04-12</w:t>
       <w:br/>
       <w:br/>
     </w:r>

--- a/klagomål/A 3294-2026 FSC-klagomål.docx
+++ b/klagomål/A 3294-2026 FSC-klagomål.docx
@@ -902,7 +902,7 @@
     <w:r>
       <w:tab/>
       <w:tab/>
-      <w:t>2026-04-14</w:t>
+      <w:t>2026-04-15</w:t>
       <w:br/>
       <w:br/>
     </w:r>

--- a/klagomål/A 3294-2026 FSC-klagomål.docx
+++ b/klagomål/A 3294-2026 FSC-klagomål.docx
@@ -902,7 +902,7 @@
     <w:r>
       <w:tab/>
       <w:tab/>
-      <w:t>2026-04-15</w:t>
+      <w:t>2026-04-16</w:t>
       <w:br/>
       <w:br/>
     </w:r>

--- a/klagomål/A 3294-2026 FSC-klagomål.docx
+++ b/klagomål/A 3294-2026 FSC-klagomål.docx
@@ -902,7 +902,7 @@
     <w:r>
       <w:tab/>
       <w:tab/>
-      <w:t>2026-04-16</w:t>
+      <w:t>2026-04-17</w:t>
       <w:br/>
       <w:br/>
     </w:r>

--- a/klagomål/A 3294-2026 FSC-klagomål.docx
+++ b/klagomål/A 3294-2026 FSC-klagomål.docx
@@ -902,7 +902,7 @@
     <w:r>
       <w:tab/>
       <w:tab/>
-      <w:t>2026-04-17</w:t>
+      <w:t>2026-04-18</w:t>
       <w:br/>
       <w:br/>
     </w:r>

--- a/klagomål/A 3294-2026 FSC-klagomål.docx
+++ b/klagomål/A 3294-2026 FSC-klagomål.docx
@@ -902,7 +902,7 @@
     <w:r>
       <w:tab/>
       <w:tab/>
-      <w:t>2026-04-18</w:t>
+      <w:t>2026-04-19</w:t>
       <w:br/>
       <w:br/>
     </w:r>

--- a/klagomål/A 3294-2026 FSC-klagomål.docx
+++ b/klagomål/A 3294-2026 FSC-klagomål.docx
@@ -902,7 +902,7 @@
     <w:r>
       <w:tab/>
       <w:tab/>
-      <w:t>2026-04-19</w:t>
+      <w:t>2026-04-20</w:t>
       <w:br/>
       <w:br/>
     </w:r>

--- a/klagomål/A 3294-2026 FSC-klagomål.docx
+++ b/klagomål/A 3294-2026 FSC-klagomål.docx
@@ -902,7 +902,7 @@
     <w:r>
       <w:tab/>
       <w:tab/>
-      <w:t>2026-04-20</w:t>
+      <w:t>2026-04-21</w:t>
       <w:br/>
       <w:br/>
     </w:r>

--- a/klagomål/A 3294-2026 FSC-klagomål.docx
+++ b/klagomål/A 3294-2026 FSC-klagomål.docx
@@ -902,7 +902,7 @@
     <w:r>
       <w:tab/>
       <w:tab/>
-      <w:t>2026-04-21</w:t>
+      <w:t>2026-04-22</w:t>
       <w:br/>
       <w:br/>
     </w:r>

--- a/klagomål/A 3294-2026 FSC-klagomål.docx
+++ b/klagomål/A 3294-2026 FSC-klagomål.docx
@@ -902,7 +902,7 @@
     <w:r>
       <w:tab/>
       <w:tab/>
-      <w:t>2026-04-22</w:t>
+      <w:t>2026-04-23</w:t>
       <w:br/>
       <w:br/>
     </w:r>

--- a/klagomål/A 3294-2026 FSC-klagomål.docx
+++ b/klagomål/A 3294-2026 FSC-klagomål.docx
@@ -902,7 +902,7 @@
     <w:r>
       <w:tab/>
       <w:tab/>
-      <w:t>2026-04-23</w:t>
+      <w:t>2026-04-24</w:t>
       <w:br/>
       <w:br/>
     </w:r>

--- a/klagomål/A 3294-2026 FSC-klagomål.docx
+++ b/klagomål/A 3294-2026 FSC-klagomål.docx
@@ -902,7 +902,7 @@
     <w:r>
       <w:tab/>
       <w:tab/>
-      <w:t>2026-04-24</w:t>
+      <w:t>2026-04-25</w:t>
       <w:br/>
       <w:br/>
     </w:r>

--- a/klagomål/A 3294-2026 FSC-klagomål.docx
+++ b/klagomål/A 3294-2026 FSC-klagomål.docx
@@ -902,7 +902,7 @@
     <w:r>
       <w:tab/>
       <w:tab/>
-      <w:t>2026-04-25</w:t>
+      <w:t>2026-04-26</w:t>
       <w:br/>
       <w:br/>
     </w:r>

--- a/klagomål/A 3294-2026 FSC-klagomål.docx
+++ b/klagomål/A 3294-2026 FSC-klagomål.docx
@@ -902,7 +902,7 @@
     <w:r>
       <w:tab/>
       <w:tab/>
-      <w:t>2026-05-16</w:t>
+      <w:t>2026-05-17</w:t>
       <w:br/>
       <w:br/>
     </w:r>

--- a/klagomål/A 3294-2026 FSC-klagomål.docx
+++ b/klagomål/A 3294-2026 FSC-klagomål.docx
@@ -902,7 +902,7 @@
     <w:r>
       <w:tab/>
       <w:tab/>
-      <w:t>2026-05-17</w:t>
+      <w:t>2026-05-18</w:t>
       <w:br/>
       <w:br/>
     </w:r>

--- a/klagomål/A 3294-2026 FSC-klagomål.docx
+++ b/klagomål/A 3294-2026 FSC-klagomål.docx
@@ -902,7 +902,7 @@
     <w:r>
       <w:tab/>
       <w:tab/>
-      <w:t>2026-05-18</w:t>
+      <w:t>2026-05-19</w:t>
       <w:br/>
       <w:br/>
     </w:r>

--- a/klagomål/A 3294-2026 FSC-klagomål.docx
+++ b/klagomål/A 3294-2026 FSC-klagomål.docx
@@ -902,7 +902,7 @@
     <w:r>
       <w:tab/>
       <w:tab/>
-      <w:t>2026-05-19</w:t>
+      <w:t>2026-05-20</w:t>
       <w:br/>
       <w:br/>
     </w:r>

--- a/klagomål/A 3294-2026 FSC-klagomål.docx
+++ b/klagomål/A 3294-2026 FSC-klagomål.docx
@@ -902,7 +902,7 @@
     <w:r>
       <w:tab/>
       <w:tab/>
-      <w:t>2026-05-20</w:t>
+      <w:t>2026-05-21</w:t>
       <w:br/>
       <w:br/>
     </w:r>

--- a/klagomål/A 3294-2026 FSC-klagomål.docx
+++ b/klagomål/A 3294-2026 FSC-klagomål.docx
@@ -902,7 +902,7 @@
     <w:r>
       <w:tab/>
       <w:tab/>
-      <w:t>2026-05-21</w:t>
+      <w:t>2026-05-22</w:t>
       <w:br/>
       <w:br/>
     </w:r>

--- a/klagomål/A 3294-2026 FSC-klagomål.docx
+++ b/klagomål/A 3294-2026 FSC-klagomål.docx
@@ -902,7 +902,7 @@
     <w:r>
       <w:tab/>
       <w:tab/>
-      <w:t>2026-05-22</w:t>
+      <w:t>2026-05-23</w:t>
       <w:br/>
       <w:br/>
     </w:r>

--- a/klagomål/A 3294-2026 FSC-klagomål.docx
+++ b/klagomål/A 3294-2026 FSC-klagomål.docx
@@ -902,7 +902,7 @@
     <w:r>
       <w:tab/>
       <w:tab/>
-      <w:t>2026-05-23</w:t>
+      <w:t>2026-05-24</w:t>
       <w:br/>
       <w:br/>
     </w:r>

--- a/klagomål/A 3294-2026 FSC-klagomål.docx
+++ b/klagomål/A 3294-2026 FSC-klagomål.docx
@@ -902,7 +902,7 @@
     <w:r>
       <w:tab/>
       <w:tab/>
-      <w:t>2026-05-24</w:t>
+      <w:t>2026-05-25</w:t>
       <w:br/>
       <w:br/>
     </w:r>

--- a/klagomål/A 3294-2026 FSC-klagomål.docx
+++ b/klagomål/A 3294-2026 FSC-klagomål.docx
@@ -902,7 +902,7 @@
     <w:r>
       <w:tab/>
       <w:tab/>
-      <w:t>2026-05-25</w:t>
+      <w:t>2026-05-26</w:t>
       <w:br/>
       <w:br/>
     </w:r>

--- a/klagomål/A 3294-2026 FSC-klagomål.docx
+++ b/klagomål/A 3294-2026 FSC-klagomål.docx
@@ -902,7 +902,7 @@
     <w:r>
       <w:tab/>
       <w:tab/>
-      <w:t>2026-05-26</w:t>
+      <w:t>2026-05-27</w:t>
       <w:br/>
       <w:br/>
     </w:r>

--- a/klagomål/A 3294-2026 FSC-klagomål.docx
+++ b/klagomål/A 3294-2026 FSC-klagomål.docx
@@ -902,7 +902,7 @@
     <w:r>
       <w:tab/>
       <w:tab/>
-      <w:t>2026-05-27</w:t>
+      <w:t>2026-05-28</w:t>
       <w:br/>
       <w:br/>
     </w:r>

--- a/klagomål/A 3294-2026 FSC-klagomål.docx
+++ b/klagomål/A 3294-2026 FSC-klagomål.docx
@@ -902,7 +902,7 @@
     <w:r>
       <w:tab/>
       <w:tab/>
-      <w:t>2026-05-28</w:t>
+      <w:t>2026-05-29</w:t>
       <w:br/>
       <w:br/>
     </w:r>

--- a/klagomål/A 3294-2026 FSC-klagomål.docx
+++ b/klagomål/A 3294-2026 FSC-klagomål.docx
@@ -902,7 +902,7 @@
     <w:r>
       <w:tab/>
       <w:tab/>
-      <w:t>2026-05-29</w:t>
+      <w:t>2026-05-30</w:t>
       <w:br/>
       <w:br/>
     </w:r>

--- a/klagomål/A 3294-2026 FSC-klagomål.docx
+++ b/klagomål/A 3294-2026 FSC-klagomål.docx
@@ -902,7 +902,7 @@
     <w:r>
       <w:tab/>
       <w:tab/>
-      <w:t>2026-05-30</w:t>
+      <w:t>2026-05-31</w:t>
       <w:br/>
       <w:br/>
     </w:r>

--- a/klagomål/A 3294-2026 FSC-klagomål.docx
+++ b/klagomål/A 3294-2026 FSC-klagomål.docx
@@ -902,7 +902,7 @@
     <w:r>
       <w:tab/>
       <w:tab/>
-      <w:t>2026-06-15</w:t>
+      <w:t>2026-06-16</w:t>
       <w:br/>
       <w:br/>
     </w:r>

--- a/klagomål/A 3294-2026 FSC-klagomål.docx
+++ b/klagomål/A 3294-2026 FSC-klagomål.docx
@@ -902,7 +902,7 @@
     <w:r>
       <w:tab/>
       <w:tab/>
-      <w:t>2026-06-16</w:t>
+      <w:t>2026-06-17</w:t>
       <w:br/>
       <w:br/>
     </w:r>

--- a/klagomål/A 3294-2026 FSC-klagomål.docx
+++ b/klagomål/A 3294-2026 FSC-klagomål.docx
@@ -1,6 +1,6 @@
 
 <file path=word/document.xml><?xml version="1.0" encoding="utf-8"?>
-<w:document xmlns:wpc="http://schemas.microsoft.com/office/word/2010/wordprocessingCanvas" xmlns:cx="http://schemas.microsoft.com/office/drawing/2014/chartex" xmlns:cx1="http://schemas.microsoft.com/office/drawing/2015/9/8/chartex" xmlns:cx2="http://schemas.microsoft.com/office/drawing/2015/10/21/chartex" xmlns:cx3="http://schemas.microsoft.com/office/drawing/2016/5/9/chartex" xmlns:cx4="http://schemas.microsoft.com/office/drawing/2016/5/10/chartex" xmlns:cx5="http://schemas.microsoft.com/office/drawing/2016/5/11/chartex" xmlns:cx6="http://schemas.microsoft.com/office/drawing/2016/5/12/chartex" xmlns:cx7="http://schemas.microsoft.com/office/drawing/2016/5/13/chartex" xmlns:cx8="http://schemas.microsoft.com/office/drawing/2016/5/14/chartex" xmlns:mc="http://schemas.openxmlformats.org/markup-compatibility/2006" xmlns:aink="http://schemas.microsoft.com/office/drawing/2016/ink" xmlns:am3d="http://schemas.microsoft.com/office/drawing/2017/model3d" xmlns:o="urn:schemas-microsoft-com:office:office" xmlns:oel="http://schemas.microsoft.com/office/2019/extlst" xmlns:r="http://schemas.openxmlformats.org/officeDocument/2006/relationships" xmlns:m="http://schemas.openxmlformats.org/officeDocument/2006/math" xmlns:v="urn:schemas-microsoft-com:vml" xmlns:wp14="http://schemas.microsoft.com/office/word/2010/wordprocessingDrawing" xmlns:wp="http://schemas.openxmlformats.org/drawingml/2006/wordprocessingDrawing" xmlns:w10="urn:schemas-microsoft-com:office:word" xmlns:w="http://schemas.openxmlformats.org/wordprocessingml/2006/main" xmlns:w14="http://schemas.microsoft.com/office/word/2010/wordml" xmlns:w15="http://schemas.microsoft.com/office/word/2012/wordml" xmlns:w16cex="http://schemas.microsoft.com/office/word/2018/wordml/cex" xmlns:w16cid="http://schemas.microsoft.com/office/word/2016/wordml/cid" xmlns:w16="http://schemas.microsoft.com/office/word/2018/wordml" xmlns:w16sdtdh="http://schemas.microsoft.com/office/word/2020/wordml/sdtdatahash" xmlns:w16se="http://schemas.microsoft.com/office/word/2015/wordml/symex" xmlns:wpg="http://schemas.microsoft.com/office/word/2010/wordprocessingGroup" xmlns:wpi="http://schemas.microsoft.com/office/word/2010/wordprocessingInk" xmlns:wne="http://schemas.microsoft.com/office/word/2006/wordml" xmlns:wps="http://schemas.microsoft.com/office/word/2010/wordprocessingShape" mc:Ignorable="w14 w15 w16se w16cid w16 w16cex w16sdtdh wp14">
+<w:document xmlns:wpc="http://schemas.microsoft.com/office/word/2010/wordprocessingCanvas" xmlns:cx="http://schemas.microsoft.com/office/drawing/2014/chartex" xmlns:cx1="http://schemas.microsoft.com/office/drawing/2015/9/8/chartex" xmlns:cx2="http://schemas.microsoft.com/office/drawing/2015/10/21/chartex" xmlns:cx3="http://schemas.microsoft.com/office/drawing/2016/5/9/chartex" xmlns:cx4="http://schemas.microsoft.com/office/drawing/2016/5/10/chartex" xmlns:cx5="http://schemas.microsoft.com/office/drawing/2016/5/11/chartex" xmlns:cx6="http://schemas.microsoft.com/office/drawing/2016/5/12/chartex" xmlns:cx7="http://schemas.microsoft.com/office/drawing/2016/5/13/chartex" xmlns:cx8="http://schemas.microsoft.com/office/drawing/2016/5/14/chartex" xmlns:mc="http://schemas.openxmlformats.org/markup-compatibility/2006" xmlns:aink="http://schemas.microsoft.com/office/drawing/2016/ink" xmlns:am3d="http://schemas.microsoft.com/office/drawing/2017/model3d" xmlns:o="urn:schemas-microsoft-com:office:office" xmlns:oel="http://schemas.microsoft.com/office/2019/extlst" xmlns:r="http://schemas.openxmlformats.org/officeDocument/2006/relationships" xmlns:m="http://schemas.openxmlformats.org/officeDocument/2006/math" xmlns:v="urn:schemas-microsoft-com:vml" xmlns:wp14="http://schemas.microsoft.com/office/word/2010/wordprocessingDrawing" xmlns:wp="http://schemas.openxmlformats.org/drawingml/2006/wordprocessingDrawing" xmlns:w10="urn:schemas-microsoft-com:office:word" xmlns:w="http://schemas.openxmlformats.org/wordprocessingml/2006/main" xmlns:w14="http://schemas.microsoft.com/office/word/2010/wordml" xmlns:w15="http://schemas.microsoft.com/office/word/2012/wordml" xmlns:w16cex="http://schemas.microsoft.com/office/word/2018/wordml/cex" xmlns:w16cid="http://schemas.microsoft.com/office/word/2016/wordml/cid" xmlns:w16="http://schemas.microsoft.com/office/word/2018/wordml" xmlns:w16du="http://schemas.microsoft.com/office/word/2023/wordml/word16du" xmlns:w16sdtdh="http://schemas.microsoft.com/office/word/2020/wordml/sdtdatahash" xmlns:w16sdtfl="http://schemas.microsoft.com/office/word/2024/wordml/sdtformatlock" xmlns:w16se="http://schemas.microsoft.com/office/word/2015/wordml/symex" xmlns:wpg="http://schemas.microsoft.com/office/word/2010/wordprocessingGroup" xmlns:wpi="http://schemas.microsoft.com/office/word/2010/wordprocessingInk" xmlns:wne="http://schemas.microsoft.com/office/word/2006/wordml" xmlns:wps="http://schemas.microsoft.com/office/word/2010/wordprocessingShape" mc:Ignorable="w14 w15 w16se w16cid w16 w16cex w16sdtdh w16sdtfl w16du wp14">
   <w:body>
     <w:p>
       <w:r>
@@ -168,7 +168,7 @@
     </w:p>
     <w:p>
       <w:r>
-        <w:t>Detta dokument behandlar höga naturvärden i avverkningsanmälan A 3294-2026 i Nykvarns kommun. Denna avverkningsanmälan inkom 2026-01-19 00:00:00 och omfattar 6,2 ha.</w:t>
+        <w:t>Detta dokument behandlar höga naturvärden i avverkningsanmälan A 3294-2026 i Nykvarns kommun som inkom 2026-01-19 och omfattar 6,2 ha.</w:t>
       </w:r>
     </w:p>
     <w:p>
@@ -191,12 +191,15 @@
     </w:p>
     <w:p>
       <w:r>
-        <w:t>I avverkningsanmälan har följande 5 naturvårdsarter hittats: motaggsvamp (NT), spillkråka (NT, §4), tallticka (NT), vedskivlav (NT) och dropptaggsvamp (S). Av dessa är 4 rödlistade. För rödlistade arter har rödlistekategorin angivits inom parentes. Arter som är signalarter enligt Skogsstyrelsen har markerats med (S). För fridlysta arter anges även paragrafen i Artskyddsförordningen som arten är fridlyst enligt.</w:t>
+        <w:t>I avverkningsanmälan har följande 5 naturvårdsarter hittats: dropptaggsvamp (NT, T), motaggsvamp (NT, T), tallticka (NT, T), vedskivlav (NT, T) och spillkråka (T, §4). Av dessa är 4 rödlistade. För rödlistade arter har rödlistekategorin angivits inom parentes. Typiska arter inom Natura 2000 som är kopplade till skogsekosystem har markerats med (T). För fridlysta arter anges även paragrafen i Artskyddsförordningen som arten är fridlyst enligt.</w:t>
       </w:r>
     </w:p>
     <w:p>
       <w:r>
-        <w:t>De påträffade naturvårdsarterna är ett tydligt kvitto på att detta rör sig om en skog med höga naturvärden. I Figur 1 visas en karta över det avverkningsanmälda området, där samtliga fyndplatser för naturvårdsarter som finns registrerade på Artportalen har markerats.</w:t>
+        <w:t>De påträffade naturvårdsarterna är ett tydligt kvitto på att det rör sig om en skog med höga naturvärden.</w:t>
+      </w:r>
+      <w:r>
+        <w:t xml:space="preserve"> I Figur 1 visas fyndplatser för naturvårdsarter i området, som finns registrerade på Artportalen.</w:t>
       </w:r>
     </w:p>
     <w:p>
@@ -206,7 +209,7 @@
       <w:r>
         <w:drawing>
           <wp:inline xmlns:a="http://schemas.openxmlformats.org/drawingml/2006/main" xmlns:pic="http://schemas.openxmlformats.org/drawingml/2006/picture">
-            <wp:extent cx="5486400" cy="4632542"/>
+            <wp:extent cx="5486400" cy="4458370"/>
             <wp:docPr id="1" name="Picture 1"/>
             <wp:cNvGraphicFramePr>
               <a:graphicFrameLocks noChangeAspect="1"/>
@@ -227,7 +230,7 @@
                   <pic:spPr>
                     <a:xfrm>
                       <a:off x="0" y="0"/>
-                      <a:ext cx="5486400" cy="4632542"/>
+                      <a:ext cx="5486400" cy="4458370"/>
                     </a:xfrm>
                     <a:prstGeom prst="rect"/>
                   </pic:spPr>
@@ -241,9 +244,79 @@
     <w:p>
       <w:pPr>
         <w:pStyle w:val="Caption"/>
+        <w:spacing w:after="240"/>
       </w:pPr>
       <w:r>
-        <w:t>Figur 1. Fyndplatser för naturvårdsarter i det avverkningsanmälda området (röd linje). Markörer utan svart kant är placerade på fyndplatsen. Markörer med svart kant är placerade vid sidan av fyndplatsen och har ett svart streck som visar fyndplatsens exakta position. Kartans mittpunktskoordinat är N 6565943, E 633520 i SWEREF 99 TM.</w:t>
+        <w:t>Figur 1. Fyndplatser för naturvårdsarter i avverkningsanmälan (röd linje). Markörer utan svart kant är placerade på fyndplatsen. Markörer med svart kant är placerade vid sidan av fyndplatsen och har ett svart streck som visar fyndplatsens exakta position. Kartans mittpunktskoordinat är N 6565943, E 633520 i SWEREF 99 TM.</w:t>
+      </w:r>
+    </w:p>
+    <w:p>
+      <w:pPr>
+        <w:pStyle w:val="Heading2"/>
+      </w:pPr>
+      <w:r>
+        <w:t>Fridlysta arter</w:t>
+      </w:r>
+    </w:p>
+    <w:p>
+      <w:r>
+        <w:t>Följande fridlysta arter har sina livsmiljöer och växtplatser i den avverkningsanmälda skogen: spillkråka (T, §4).</w:t>
+      </w:r>
+    </w:p>
+    <w:p>
+      <w:r>
+        <w:t xml:space="preserve">Observera att medlemsländerna är skyldiga att agera i enlighet med EU:s fågeldirektiv där det uttryckligen står att direktivet gäller för fåglar samt för deras ägg, bon och </w:t>
+      </w:r>
+      <w:r>
+        <w:rPr>
+          <w:b/>
+        </w:rPr>
+        <w:t xml:space="preserve">livsmiljöer </w:t>
+      </w:r>
+      <w:r>
+        <w:t>(artikel 1). Vidare att de åtgärder som vidtas inte får leda till en försämring av den nuvarande situationen beträffande bevarandet av de fågelarter som avses i artikel 1 (artikel 13). Fågeldirektivet är styrande för tillsynsansvariga myndigheters ärendehantering, ställningstaganden och beslutsfattande.</w:t>
+      </w:r>
+    </w:p>
+    <w:p>
+      <w:r>
+        <w:rPr>
+          <w:b/>
+        </w:rPr>
+        <w:t>Spillkråka (§4)</w:t>
+      </w:r>
+      <w:r>
+        <w:t xml:space="preserve"> omfattas av bilaga 1 i EU:s fågeldirektiv och är typisk art för </w:t>
+      </w:r>
+      <w:r>
+        <w:rPr>
+          <w:i/>
+        </w:rPr>
+        <w:t xml:space="preserve">9010 Taiga </w:t>
+      </w:r>
+      <w:r>
+        <w:t>och</w:t>
+      </w:r>
+      <w:r>
+        <w:rPr>
+          <w:i/>
+        </w:rPr>
+        <w:t xml:space="preserve"> 9740 Skogsbevuxen myr</w:t>
+      </w:r>
+      <w:r>
+        <w:t>. Den behöver grova träd, främst tall, asp och bok som boträd. Skogsbruk med korta omloppstider och täta, homogena ungskogar utgör det största hotet. Spillkråka är en nyckelart i skogliga miljöer vars övergivna bohål utnyttjas av flera andra hålhäckande fågelarter och fladdermöss, däribland pärluggla (EN, §4), knipa (§4), salskrake (§4) och skogsduva (§4). Hökuggla (VU, §4) och slaguggla (§4) häckar ofta i högstubbar som brutits av i höjd med ett gammalt spillkråkebo (SLU Artdatabanken, 2026; Skogsstyrelsen, 2016).</w:t>
+      </w:r>
+    </w:p>
+    <w:p>
+      <w:r>
+        <w:t>I BILAGA 1 finns mer detaljerad information om ekologi samt krav på livsmiljö hos fridlysta arter.</w:t>
+      </w:r>
+    </w:p>
+    <w:p>
+      <w:pPr>
+        <w:pStyle w:val="Heading2"/>
+      </w:pPr>
+      <w:r>
+        <w:t>Övriga naturvårdsarter</w:t>
       </w:r>
     </w:p>
     <w:p>
@@ -333,67 +406,6 @@
       </w:r>
       <w:r>
         <w:t xml:space="preserve"> (SLU Artdatabanken, 2024).</w:t>
-      </w:r>
-    </w:p>
-    <w:p>
-      <w:pPr>
-        <w:pStyle w:val="Heading1"/>
-      </w:pPr>
-      <w:r>
-        <w:t>Fridlysta arter</w:t>
-      </w:r>
-    </w:p>
-    <w:p>
-      <w:r>
-        <w:t>Följande fridlysta arter har sina livsmiljöer och växtplatser i den avverkningsanmälda skogen: spillkråka (NT, §4).</w:t>
-      </w:r>
-    </w:p>
-    <w:p>
-      <w:r>
-        <w:t xml:space="preserve">Observera att medlemsländerna är skyldiga att agera i enlighet med EU:s fågeldirektiv där det uttryckligen står att direktivet gäller för fåglar samt för deras ägg, bon och </w:t>
-      </w:r>
-      <w:r>
-        <w:rPr>
-          <w:b/>
-        </w:rPr>
-        <w:t xml:space="preserve">livsmiljöer </w:t>
-      </w:r>
-      <w:r>
-        <w:t>(artikel 1). Vidare att de åtgärder som vidtas inte får leda till en försämring av den nuvarande situationen beträffande bevarandet av de fågelarter som avses i artikel 1 (artikel 13). Fågeldirektivet är styrande för tillsynsansvariga myndigheters ärendehantering, ställningstaganden och beslutsfattande.</w:t>
-      </w:r>
-    </w:p>
-    <w:p>
-      <w:r>
-        <w:rPr>
-          <w:b/>
-        </w:rPr>
-        <w:t>Spillkråka (§4)</w:t>
-      </w:r>
-      <w:r>
-        <w:t xml:space="preserve"> omfattas av bilaga 1 i EU:s fågeldirektiv och är typisk art för </w:t>
-      </w:r>
-      <w:r>
-        <w:rPr>
-          <w:i/>
-        </w:rPr>
-        <w:t xml:space="preserve">9010 Taiga </w:t>
-      </w:r>
-      <w:r>
-        <w:t>och</w:t>
-      </w:r>
-      <w:r>
-        <w:rPr>
-          <w:i/>
-        </w:rPr>
-        <w:t xml:space="preserve"> 9740 Skogsbevuxen myr</w:t>
-      </w:r>
-      <w:r>
-        <w:t>. Den behöver grova träd, främst tall, asp och bok som boträd. Skogsbruk med korta omloppstider och täta, homogena ungskogar utgör det största hotet. Spillkråka är en nyckelart i skogliga miljöer vars övergivna bohål utnyttjas av flera andra hålhäckande fågelarter och fladdermöss, däribland pärluggla (EN, §4), knipa (§4), salskrake (§4) och skogsduva (§4). Hökuggla (VU, §4) och slaguggla (§4) häckar ofta i högstubbar som brutits av i höjd med ett gammalt spillkråkebo (SLU Artdatabanken, 2026; Skogsstyrelsen, 2016).</w:t>
-      </w:r>
-    </w:p>
-    <w:p>
-      <w:r>
-        <w:t>I BILAGA 1 finns mer detaljerad information om ekologi samt krav på livsmiljö hos fridlysta arter.</w:t>
       </w:r>
     </w:p>
     <w:p>
@@ -792,7 +804,7 @@
 </file>
 
 <file path=word/endnotes.xml><?xml version="1.0" encoding="utf-8"?>
-<w:endnotes xmlns:wpc="http://schemas.microsoft.com/office/word/2010/wordprocessingCanvas" xmlns:cx="http://schemas.microsoft.com/office/drawing/2014/chartex" xmlns:cx1="http://schemas.microsoft.com/office/drawing/2015/9/8/chartex" xmlns:cx2="http://schemas.microsoft.com/office/drawing/2015/10/21/chartex" xmlns:cx3="http://schemas.microsoft.com/office/drawing/2016/5/9/chartex" xmlns:cx4="http://schemas.microsoft.com/office/drawing/2016/5/10/chartex" xmlns:cx5="http://schemas.microsoft.com/office/drawing/2016/5/11/chartex" xmlns:cx6="http://schemas.microsoft.com/office/drawing/2016/5/12/chartex" xmlns:cx7="http://schemas.microsoft.com/office/drawing/2016/5/13/chartex" xmlns:cx8="http://schemas.microsoft.com/office/drawing/2016/5/14/chartex" xmlns:mc="http://schemas.openxmlformats.org/markup-compatibility/2006" xmlns:aink="http://schemas.microsoft.com/office/drawing/2016/ink" xmlns:am3d="http://schemas.microsoft.com/office/drawing/2017/model3d" xmlns:o="urn:schemas-microsoft-com:office:office" xmlns:oel="http://schemas.microsoft.com/office/2019/extlst" xmlns:r="http://schemas.openxmlformats.org/officeDocument/2006/relationships" xmlns:m="http://schemas.openxmlformats.org/officeDocument/2006/math" xmlns:v="urn:schemas-microsoft-com:vml" xmlns:wp14="http://schemas.microsoft.com/office/word/2010/wordprocessingDrawing" xmlns:wp="http://schemas.openxmlformats.org/drawingml/2006/wordprocessingDrawing" xmlns:w10="urn:schemas-microsoft-com:office:word" xmlns:w="http://schemas.openxmlformats.org/wordprocessingml/2006/main" xmlns:w14="http://schemas.microsoft.com/office/word/2010/wordml" xmlns:w15="http://schemas.microsoft.com/office/word/2012/wordml" xmlns:w16cex="http://schemas.microsoft.com/office/word/2018/wordml/cex" xmlns:w16cid="http://schemas.microsoft.com/office/word/2016/wordml/cid" xmlns:w16="http://schemas.microsoft.com/office/word/2018/wordml" xmlns:w16sdtdh="http://schemas.microsoft.com/office/word/2020/wordml/sdtdatahash" xmlns:w16se="http://schemas.microsoft.com/office/word/2015/wordml/symex" xmlns:wpg="http://schemas.microsoft.com/office/word/2010/wordprocessingGroup" xmlns:wpi="http://schemas.microsoft.com/office/word/2010/wordprocessingInk" xmlns:wne="http://schemas.microsoft.com/office/word/2006/wordml" xmlns:wps="http://schemas.microsoft.com/office/word/2010/wordprocessingShape" mc:Ignorable="w14 w15 w16se w16cid w16 w16cex w16sdtdh wp14">
+<w:endnotes xmlns:wpc="http://schemas.microsoft.com/office/word/2010/wordprocessingCanvas" xmlns:cx="http://schemas.microsoft.com/office/drawing/2014/chartex" xmlns:cx1="http://schemas.microsoft.com/office/drawing/2015/9/8/chartex" xmlns:cx2="http://schemas.microsoft.com/office/drawing/2015/10/21/chartex" xmlns:cx3="http://schemas.microsoft.com/office/drawing/2016/5/9/chartex" xmlns:cx4="http://schemas.microsoft.com/office/drawing/2016/5/10/chartex" xmlns:cx5="http://schemas.microsoft.com/office/drawing/2016/5/11/chartex" xmlns:cx6="http://schemas.microsoft.com/office/drawing/2016/5/12/chartex" xmlns:cx7="http://schemas.microsoft.com/office/drawing/2016/5/13/chartex" xmlns:cx8="http://schemas.microsoft.com/office/drawing/2016/5/14/chartex" xmlns:mc="http://schemas.openxmlformats.org/markup-compatibility/2006" xmlns:aink="http://schemas.microsoft.com/office/drawing/2016/ink" xmlns:am3d="http://schemas.microsoft.com/office/drawing/2017/model3d" xmlns:o="urn:schemas-microsoft-com:office:office" xmlns:oel="http://schemas.microsoft.com/office/2019/extlst" xmlns:r="http://schemas.openxmlformats.org/officeDocument/2006/relationships" xmlns:m="http://schemas.openxmlformats.org/officeDocument/2006/math" xmlns:v="urn:schemas-microsoft-com:vml" xmlns:wp14="http://schemas.microsoft.com/office/word/2010/wordprocessingDrawing" xmlns:wp="http://schemas.openxmlformats.org/drawingml/2006/wordprocessingDrawing" xmlns:w10="urn:schemas-microsoft-com:office:word" xmlns:w="http://schemas.openxmlformats.org/wordprocessingml/2006/main" xmlns:w14="http://schemas.microsoft.com/office/word/2010/wordml" xmlns:w15="http://schemas.microsoft.com/office/word/2012/wordml" xmlns:w16cex="http://schemas.microsoft.com/office/word/2018/wordml/cex" xmlns:w16cid="http://schemas.microsoft.com/office/word/2016/wordml/cid" xmlns:w16="http://schemas.microsoft.com/office/word/2018/wordml" xmlns:w16du="http://schemas.microsoft.com/office/word/2023/wordml/word16du" xmlns:w16sdtdh="http://schemas.microsoft.com/office/word/2020/wordml/sdtdatahash" xmlns:w16sdtfl="http://schemas.microsoft.com/office/word/2024/wordml/sdtformatlock" xmlns:w16se="http://schemas.microsoft.com/office/word/2015/wordml/symex" xmlns:wpg="http://schemas.microsoft.com/office/word/2010/wordprocessingGroup" xmlns:wpi="http://schemas.microsoft.com/office/word/2010/wordprocessingInk" xmlns:wne="http://schemas.microsoft.com/office/word/2006/wordml" xmlns:wps="http://schemas.microsoft.com/office/word/2010/wordprocessingShape" mc:Ignorable="w14 w15 w16se w16cid w16 w16cex w16sdtdh w16sdtfl w16du wp14">
   <w:endnote w:type="separator" w:id="-1">
     <w:p>
       <w:pPr>
@@ -817,7 +829,7 @@
 </file>
 
 <file path=word/footer1.xml><?xml version="1.0" encoding="utf-8"?>
-<w:ftr xmlns:wpc="http://schemas.microsoft.com/office/word/2010/wordprocessingCanvas" xmlns:cx="http://schemas.microsoft.com/office/drawing/2014/chartex" xmlns:cx1="http://schemas.microsoft.com/office/drawing/2015/9/8/chartex" xmlns:cx2="http://schemas.microsoft.com/office/drawing/2015/10/21/chartex" xmlns:cx3="http://schemas.microsoft.com/office/drawing/2016/5/9/chartex" xmlns:cx4="http://schemas.microsoft.com/office/drawing/2016/5/10/chartex" xmlns:cx5="http://schemas.microsoft.com/office/drawing/2016/5/11/chartex" xmlns:cx6="http://schemas.microsoft.com/office/drawing/2016/5/12/chartex" xmlns:cx7="http://schemas.microsoft.com/office/drawing/2016/5/13/chartex" xmlns:cx8="http://schemas.microsoft.com/office/drawing/2016/5/14/chartex" xmlns:mc="http://schemas.openxmlformats.org/markup-compatibility/2006" xmlns:aink="http://schemas.microsoft.com/office/drawing/2016/ink" xmlns:am3d="http://schemas.microsoft.com/office/drawing/2017/model3d" xmlns:o="urn:schemas-microsoft-com:office:office" xmlns:oel="http://schemas.microsoft.com/office/2019/extlst" xmlns:r="http://schemas.openxmlformats.org/officeDocument/2006/relationships" xmlns:m="http://schemas.openxmlformats.org/officeDocument/2006/math" xmlns:v="urn:schemas-microsoft-com:vml" xmlns:wp14="http://schemas.microsoft.com/office/word/2010/wordprocessingDrawing" xmlns:wp="http://schemas.openxmlformats.org/drawingml/2006/wordprocessingDrawing" xmlns:w10="urn:schemas-microsoft-com:office:word" xmlns:w="http://schemas.openxmlformats.org/wordprocessingml/2006/main" xmlns:w14="http://schemas.microsoft.com/office/word/2010/wordml" xmlns:w15="http://schemas.microsoft.com/office/word/2012/wordml" xmlns:w16cex="http://schemas.microsoft.com/office/word/2018/wordml/cex" xmlns:w16cid="http://schemas.microsoft.com/office/word/2016/wordml/cid" xmlns:w16="http://schemas.microsoft.com/office/word/2018/wordml" xmlns:w16sdtdh="http://schemas.microsoft.com/office/word/2020/wordml/sdtdatahash" xmlns:w16se="http://schemas.microsoft.com/office/word/2015/wordml/symex" xmlns:wpg="http://schemas.microsoft.com/office/word/2010/wordprocessingGroup" xmlns:wpi="http://schemas.microsoft.com/office/word/2010/wordprocessingInk" xmlns:wne="http://schemas.microsoft.com/office/word/2006/wordml" xmlns:wps="http://schemas.microsoft.com/office/word/2010/wordprocessingShape" mc:Ignorable="w14 w15 w16se w16cid w16 w16cex w16sdtdh wp14">
+<w:ftr xmlns:wpc="http://schemas.microsoft.com/office/word/2010/wordprocessingCanvas" xmlns:cx="http://schemas.microsoft.com/office/drawing/2014/chartex" xmlns:cx1="http://schemas.microsoft.com/office/drawing/2015/9/8/chartex" xmlns:cx2="http://schemas.microsoft.com/office/drawing/2015/10/21/chartex" xmlns:cx3="http://schemas.microsoft.com/office/drawing/2016/5/9/chartex" xmlns:cx4="http://schemas.microsoft.com/office/drawing/2016/5/10/chartex" xmlns:cx5="http://schemas.microsoft.com/office/drawing/2016/5/11/chartex" xmlns:cx6="http://schemas.microsoft.com/office/drawing/2016/5/12/chartex" xmlns:cx7="http://schemas.microsoft.com/office/drawing/2016/5/13/chartex" xmlns:cx8="http://schemas.microsoft.com/office/drawing/2016/5/14/chartex" xmlns:mc="http://schemas.openxmlformats.org/markup-compatibility/2006" xmlns:aink="http://schemas.microsoft.com/office/drawing/2016/ink" xmlns:am3d="http://schemas.microsoft.com/office/drawing/2017/model3d" xmlns:o="urn:schemas-microsoft-com:office:office" xmlns:oel="http://schemas.microsoft.com/office/2019/extlst" xmlns:r="http://schemas.openxmlformats.org/officeDocument/2006/relationships" xmlns:m="http://schemas.openxmlformats.org/officeDocument/2006/math" xmlns:v="urn:schemas-microsoft-com:vml" xmlns:wp14="http://schemas.microsoft.com/office/word/2010/wordprocessingDrawing" xmlns:wp="http://schemas.openxmlformats.org/drawingml/2006/wordprocessingDrawing" xmlns:w10="urn:schemas-microsoft-com:office:word" xmlns:w="http://schemas.openxmlformats.org/wordprocessingml/2006/main" xmlns:w14="http://schemas.microsoft.com/office/word/2010/wordml" xmlns:w15="http://schemas.microsoft.com/office/word/2012/wordml" xmlns:w16cex="http://schemas.microsoft.com/office/word/2018/wordml/cex" xmlns:w16cid="http://schemas.microsoft.com/office/word/2016/wordml/cid" xmlns:w16="http://schemas.microsoft.com/office/word/2018/wordml" xmlns:w16du="http://schemas.microsoft.com/office/word/2023/wordml/word16du" xmlns:w16sdtdh="http://schemas.microsoft.com/office/word/2020/wordml/sdtdatahash" xmlns:w16sdtfl="http://schemas.microsoft.com/office/word/2024/wordml/sdtformatlock" xmlns:w16se="http://schemas.microsoft.com/office/word/2015/wordml/symex" xmlns:wpg="http://schemas.microsoft.com/office/word/2010/wordprocessingGroup" xmlns:wpi="http://schemas.microsoft.com/office/word/2010/wordprocessingInk" xmlns:wne="http://schemas.microsoft.com/office/word/2006/wordml" xmlns:wps="http://schemas.microsoft.com/office/word/2010/wordprocessingShape" mc:Ignorable="w14 w15 w16se w16cid w16 w16cex w16sdtdh w16sdtfl w16du wp14">
   <w:p>
     <w:pPr>
       <w:pStyle w:val="Footer"/>
@@ -827,7 +839,7 @@
 </file>
 
 <file path=word/footer2.xml><?xml version="1.0" encoding="utf-8"?>
-<w:ftr xmlns:wpc="http://schemas.microsoft.com/office/word/2010/wordprocessingCanvas" xmlns:cx="http://schemas.microsoft.com/office/drawing/2014/chartex" xmlns:cx1="http://schemas.microsoft.com/office/drawing/2015/9/8/chartex" xmlns:cx2="http://schemas.microsoft.com/office/drawing/2015/10/21/chartex" xmlns:cx3="http://schemas.microsoft.com/office/drawing/2016/5/9/chartex" xmlns:cx4="http://schemas.microsoft.com/office/drawing/2016/5/10/chartex" xmlns:cx5="http://schemas.microsoft.com/office/drawing/2016/5/11/chartex" xmlns:cx6="http://schemas.microsoft.com/office/drawing/2016/5/12/chartex" xmlns:cx7="http://schemas.microsoft.com/office/drawing/2016/5/13/chartex" xmlns:cx8="http://schemas.microsoft.com/office/drawing/2016/5/14/chartex" xmlns:mc="http://schemas.openxmlformats.org/markup-compatibility/2006" xmlns:aink="http://schemas.microsoft.com/office/drawing/2016/ink" xmlns:am3d="http://schemas.microsoft.com/office/drawing/2017/model3d" xmlns:o="urn:schemas-microsoft-com:office:office" xmlns:oel="http://schemas.microsoft.com/office/2019/extlst" xmlns:r="http://schemas.openxmlformats.org/officeDocument/2006/relationships" xmlns:m="http://schemas.openxmlformats.org/officeDocument/2006/math" xmlns:v="urn:schemas-microsoft-com:vml" xmlns:wp14="http://schemas.microsoft.com/office/word/2010/wordprocessingDrawing" xmlns:wp="http://schemas.openxmlformats.org/drawingml/2006/wordprocessingDrawing" xmlns:w10="urn:schemas-microsoft-com:office:word" xmlns:w="http://schemas.openxmlformats.org/wordprocessingml/2006/main" xmlns:w14="http://schemas.microsoft.com/office/word/2010/wordml" xmlns:w15="http://schemas.microsoft.com/office/word/2012/wordml" xmlns:w16cex="http://schemas.microsoft.com/office/word/2018/wordml/cex" xmlns:w16cid="http://schemas.microsoft.com/office/word/2016/wordml/cid" xmlns:w16="http://schemas.microsoft.com/office/word/2018/wordml" xmlns:w16sdtdh="http://schemas.microsoft.com/office/word/2020/wordml/sdtdatahash" xmlns:w16se="http://schemas.microsoft.com/office/word/2015/wordml/symex" xmlns:wpg="http://schemas.microsoft.com/office/word/2010/wordprocessingGroup" xmlns:wpi="http://schemas.microsoft.com/office/word/2010/wordprocessingInk" xmlns:wne="http://schemas.microsoft.com/office/word/2006/wordml" xmlns:wps="http://schemas.microsoft.com/office/word/2010/wordprocessingShape" mc:Ignorable="w14 w15 w16se w16cid w16 w16cex w16sdtdh wp14">
+<w:ftr xmlns:wpc="http://schemas.microsoft.com/office/word/2010/wordprocessingCanvas" xmlns:cx="http://schemas.microsoft.com/office/drawing/2014/chartex" xmlns:cx1="http://schemas.microsoft.com/office/drawing/2015/9/8/chartex" xmlns:cx2="http://schemas.microsoft.com/office/drawing/2015/10/21/chartex" xmlns:cx3="http://schemas.microsoft.com/office/drawing/2016/5/9/chartex" xmlns:cx4="http://schemas.microsoft.com/office/drawing/2016/5/10/chartex" xmlns:cx5="http://schemas.microsoft.com/office/drawing/2016/5/11/chartex" xmlns:cx6="http://schemas.microsoft.com/office/drawing/2016/5/12/chartex" xmlns:cx7="http://schemas.microsoft.com/office/drawing/2016/5/13/chartex" xmlns:cx8="http://schemas.microsoft.com/office/drawing/2016/5/14/chartex" xmlns:mc="http://schemas.openxmlformats.org/markup-compatibility/2006" xmlns:aink="http://schemas.microsoft.com/office/drawing/2016/ink" xmlns:am3d="http://schemas.microsoft.com/office/drawing/2017/model3d" xmlns:o="urn:schemas-microsoft-com:office:office" xmlns:oel="http://schemas.microsoft.com/office/2019/extlst" xmlns:r="http://schemas.openxmlformats.org/officeDocument/2006/relationships" xmlns:m="http://schemas.openxmlformats.org/officeDocument/2006/math" xmlns:v="urn:schemas-microsoft-com:vml" xmlns:wp14="http://schemas.microsoft.com/office/word/2010/wordprocessingDrawing" xmlns:wp="http://schemas.openxmlformats.org/drawingml/2006/wordprocessingDrawing" xmlns:w10="urn:schemas-microsoft-com:office:word" xmlns:w="http://schemas.openxmlformats.org/wordprocessingml/2006/main" xmlns:w14="http://schemas.microsoft.com/office/word/2010/wordml" xmlns:w15="http://schemas.microsoft.com/office/word/2012/wordml" xmlns:w16cex="http://schemas.microsoft.com/office/word/2018/wordml/cex" xmlns:w16cid="http://schemas.microsoft.com/office/word/2016/wordml/cid" xmlns:w16="http://schemas.microsoft.com/office/word/2018/wordml" xmlns:w16du="http://schemas.microsoft.com/office/word/2023/wordml/word16du" xmlns:w16sdtdh="http://schemas.microsoft.com/office/word/2020/wordml/sdtdatahash" xmlns:w16sdtfl="http://schemas.microsoft.com/office/word/2024/wordml/sdtformatlock" xmlns:w16se="http://schemas.microsoft.com/office/word/2015/wordml/symex" xmlns:wpg="http://schemas.microsoft.com/office/word/2010/wordprocessingGroup" xmlns:wpi="http://schemas.microsoft.com/office/word/2010/wordprocessingInk" xmlns:wne="http://schemas.microsoft.com/office/word/2006/wordml" xmlns:wps="http://schemas.microsoft.com/office/word/2010/wordprocessingShape" mc:Ignorable="w14 w15 w16se w16cid w16 w16cex w16sdtdh w16sdtfl w16du wp14">
   <w:p>
     <w:pPr>
       <w:pStyle w:val="Footer"/>
@@ -837,7 +849,7 @@
 </file>
 
 <file path=word/footer3.xml><?xml version="1.0" encoding="utf-8"?>
-<w:ftr xmlns:wpc="http://schemas.microsoft.com/office/word/2010/wordprocessingCanvas" xmlns:cx="http://schemas.microsoft.com/office/drawing/2014/chartex" xmlns:cx1="http://schemas.microsoft.com/office/drawing/2015/9/8/chartex" xmlns:cx2="http://schemas.microsoft.com/office/drawing/2015/10/21/chartex" xmlns:cx3="http://schemas.microsoft.com/office/drawing/2016/5/9/chartex" xmlns:cx4="http://schemas.microsoft.com/office/drawing/2016/5/10/chartex" xmlns:cx5="http://schemas.microsoft.com/office/drawing/2016/5/11/chartex" xmlns:cx6="http://schemas.microsoft.com/office/drawing/2016/5/12/chartex" xmlns:cx7="http://schemas.microsoft.com/office/drawing/2016/5/13/chartex" xmlns:cx8="http://schemas.microsoft.com/office/drawing/2016/5/14/chartex" xmlns:mc="http://schemas.openxmlformats.org/markup-compatibility/2006" xmlns:aink="http://schemas.microsoft.com/office/drawing/2016/ink" xmlns:am3d="http://schemas.microsoft.com/office/drawing/2017/model3d" xmlns:o="urn:schemas-microsoft-com:office:office" xmlns:oel="http://schemas.microsoft.com/office/2019/extlst" xmlns:r="http://schemas.openxmlformats.org/officeDocument/2006/relationships" xmlns:m="http://schemas.openxmlformats.org/officeDocument/2006/math" xmlns:v="urn:schemas-microsoft-com:vml" xmlns:wp14="http://schemas.microsoft.com/office/word/2010/wordprocessingDrawing" xmlns:wp="http://schemas.openxmlformats.org/drawingml/2006/wordprocessingDrawing" xmlns:w10="urn:schemas-microsoft-com:office:word" xmlns:w="http://schemas.openxmlformats.org/wordprocessingml/2006/main" xmlns:w14="http://schemas.microsoft.com/office/word/2010/wordml" xmlns:w15="http://schemas.microsoft.com/office/word/2012/wordml" xmlns:w16cex="http://schemas.microsoft.com/office/word/2018/wordml/cex" xmlns:w16cid="http://schemas.microsoft.com/office/word/2016/wordml/cid" xmlns:w16="http://schemas.microsoft.com/office/word/2018/wordml" xmlns:w16sdtdh="http://schemas.microsoft.com/office/word/2020/wordml/sdtdatahash" xmlns:w16se="http://schemas.microsoft.com/office/word/2015/wordml/symex" xmlns:wpg="http://schemas.microsoft.com/office/word/2010/wordprocessingGroup" xmlns:wpi="http://schemas.microsoft.com/office/word/2010/wordprocessingInk" xmlns:wne="http://schemas.microsoft.com/office/word/2006/wordml" xmlns:wps="http://schemas.microsoft.com/office/word/2010/wordprocessingShape" mc:Ignorable="w14 w15 w16se w16cid w16 w16cex w16sdtdh wp14">
+<w:ftr xmlns:wpc="http://schemas.microsoft.com/office/word/2010/wordprocessingCanvas" xmlns:cx="http://schemas.microsoft.com/office/drawing/2014/chartex" xmlns:cx1="http://schemas.microsoft.com/office/drawing/2015/9/8/chartex" xmlns:cx2="http://schemas.microsoft.com/office/drawing/2015/10/21/chartex" xmlns:cx3="http://schemas.microsoft.com/office/drawing/2016/5/9/chartex" xmlns:cx4="http://schemas.microsoft.com/office/drawing/2016/5/10/chartex" xmlns:cx5="http://schemas.microsoft.com/office/drawing/2016/5/11/chartex" xmlns:cx6="http://schemas.microsoft.com/office/drawing/2016/5/12/chartex" xmlns:cx7="http://schemas.microsoft.com/office/drawing/2016/5/13/chartex" xmlns:cx8="http://schemas.microsoft.com/office/drawing/2016/5/14/chartex" xmlns:mc="http://schemas.openxmlformats.org/markup-compatibility/2006" xmlns:aink="http://schemas.microsoft.com/office/drawing/2016/ink" xmlns:am3d="http://schemas.microsoft.com/office/drawing/2017/model3d" xmlns:o="urn:schemas-microsoft-com:office:office" xmlns:oel="http://schemas.microsoft.com/office/2019/extlst" xmlns:r="http://schemas.openxmlformats.org/officeDocument/2006/relationships" xmlns:m="http://schemas.openxmlformats.org/officeDocument/2006/math" xmlns:v="urn:schemas-microsoft-com:vml" xmlns:wp14="http://schemas.microsoft.com/office/word/2010/wordprocessingDrawing" xmlns:wp="http://schemas.openxmlformats.org/drawingml/2006/wordprocessingDrawing" xmlns:w10="urn:schemas-microsoft-com:office:word" xmlns:w="http://schemas.openxmlformats.org/wordprocessingml/2006/main" xmlns:w14="http://schemas.microsoft.com/office/word/2010/wordml" xmlns:w15="http://schemas.microsoft.com/office/word/2012/wordml" xmlns:w16cex="http://schemas.microsoft.com/office/word/2018/wordml/cex" xmlns:w16cid="http://schemas.microsoft.com/office/word/2016/wordml/cid" xmlns:w16="http://schemas.microsoft.com/office/word/2018/wordml" xmlns:w16du="http://schemas.microsoft.com/office/word/2023/wordml/word16du" xmlns:w16sdtdh="http://schemas.microsoft.com/office/word/2020/wordml/sdtdatahash" xmlns:w16sdtfl="http://schemas.microsoft.com/office/word/2024/wordml/sdtformatlock" xmlns:w16se="http://schemas.microsoft.com/office/word/2015/wordml/symex" xmlns:wpg="http://schemas.microsoft.com/office/word/2010/wordprocessingGroup" xmlns:wpi="http://schemas.microsoft.com/office/word/2010/wordprocessingInk" xmlns:wne="http://schemas.microsoft.com/office/word/2006/wordml" xmlns:wps="http://schemas.microsoft.com/office/word/2010/wordprocessingShape" mc:Ignorable="w14 w15 w16se w16cid w16 w16cex w16sdtdh w16sdtfl w16du wp14">
   <w:p>
     <w:pPr>
       <w:pStyle w:val="Footer"/>
@@ -847,7 +859,7 @@
 </file>
 
 <file path=word/footnotes.xml><?xml version="1.0" encoding="utf-8"?>
-<w:footnotes xmlns:wpc="http://schemas.microsoft.com/office/word/2010/wordprocessingCanvas" xmlns:cx="http://schemas.microsoft.com/office/drawing/2014/chartex" xmlns:cx1="http://schemas.microsoft.com/office/drawing/2015/9/8/chartex" xmlns:cx2="http://schemas.microsoft.com/office/drawing/2015/10/21/chartex" xmlns:cx3="http://schemas.microsoft.com/office/drawing/2016/5/9/chartex" xmlns:cx4="http://schemas.microsoft.com/office/drawing/2016/5/10/chartex" xmlns:cx5="http://schemas.microsoft.com/office/drawing/2016/5/11/chartex" xmlns:cx6="http://schemas.microsoft.com/office/drawing/2016/5/12/chartex" xmlns:cx7="http://schemas.microsoft.com/office/drawing/2016/5/13/chartex" xmlns:cx8="http://schemas.microsoft.com/office/drawing/2016/5/14/chartex" xmlns:mc="http://schemas.openxmlformats.org/markup-compatibility/2006" xmlns:aink="http://schemas.microsoft.com/office/drawing/2016/ink" xmlns:am3d="http://schemas.microsoft.com/office/drawing/2017/model3d" xmlns:o="urn:schemas-microsoft-com:office:office" xmlns:oel="http://schemas.microsoft.com/office/2019/extlst" xmlns:r="http://schemas.openxmlformats.org/officeDocument/2006/relationships" xmlns:m="http://schemas.openxmlformats.org/officeDocument/2006/math" xmlns:v="urn:schemas-microsoft-com:vml" xmlns:wp14="http://schemas.microsoft.com/office/word/2010/wordprocessingDrawing" xmlns:wp="http://schemas.openxmlformats.org/drawingml/2006/wordprocessingDrawing" xmlns:w10="urn:schemas-microsoft-com:office:word" xmlns:w="http://schemas.openxmlformats.org/wordprocessingml/2006/main" xmlns:w14="http://schemas.microsoft.com/office/word/2010/wordml" xmlns:w15="http://schemas.microsoft.com/office/word/2012/wordml" xmlns:w16cex="http://schemas.microsoft.com/office/word/2018/wordml/cex" xmlns:w16cid="http://schemas.microsoft.com/office/word/2016/wordml/cid" xmlns:w16="http://schemas.microsoft.com/office/word/2018/wordml" xmlns:w16sdtdh="http://schemas.microsoft.com/office/word/2020/wordml/sdtdatahash" xmlns:w16se="http://schemas.microsoft.com/office/word/2015/wordml/symex" xmlns:wpg="http://schemas.microsoft.com/office/word/2010/wordprocessingGroup" xmlns:wpi="http://schemas.microsoft.com/office/word/2010/wordprocessingInk" xmlns:wne="http://schemas.microsoft.com/office/word/2006/wordml" xmlns:wps="http://schemas.microsoft.com/office/word/2010/wordprocessingShape" mc:Ignorable="w14 w15 w16se w16cid w16 w16cex w16sdtdh wp14">
+<w:footnotes xmlns:wpc="http://schemas.microsoft.com/office/word/2010/wordprocessingCanvas" xmlns:cx="http://schemas.microsoft.com/office/drawing/2014/chartex" xmlns:cx1="http://schemas.microsoft.com/office/drawing/2015/9/8/chartex" xmlns:cx2="http://schemas.microsoft.com/office/drawing/2015/10/21/chartex" xmlns:cx3="http://schemas.microsoft.com/office/drawing/2016/5/9/chartex" xmlns:cx4="http://schemas.microsoft.com/office/drawing/2016/5/10/chartex" xmlns:cx5="http://schemas.microsoft.com/office/drawing/2016/5/11/chartex" xmlns:cx6="http://schemas.microsoft.com/office/drawing/2016/5/12/chartex" xmlns:cx7="http://schemas.microsoft.com/office/drawing/2016/5/13/chartex" xmlns:cx8="http://schemas.microsoft.com/office/drawing/2016/5/14/chartex" xmlns:mc="http://schemas.openxmlformats.org/markup-compatibility/2006" xmlns:aink="http://schemas.microsoft.com/office/drawing/2016/ink" xmlns:am3d="http://schemas.microsoft.com/office/drawing/2017/model3d" xmlns:o="urn:schemas-microsoft-com:office:office" xmlns:oel="http://schemas.microsoft.com/office/2019/extlst" xmlns:r="http://schemas.openxmlformats.org/officeDocument/2006/relationships" xmlns:m="http://schemas.openxmlformats.org/officeDocument/2006/math" xmlns:v="urn:schemas-microsoft-com:vml" xmlns:wp14="http://schemas.microsoft.com/office/word/2010/wordprocessingDrawing" xmlns:wp="http://schemas.openxmlformats.org/drawingml/2006/wordprocessingDrawing" xmlns:w10="urn:schemas-microsoft-com:office:word" xmlns:w="http://schemas.openxmlformats.org/wordprocessingml/2006/main" xmlns:w14="http://schemas.microsoft.com/office/word/2010/wordml" xmlns:w15="http://schemas.microsoft.com/office/word/2012/wordml" xmlns:w16cex="http://schemas.microsoft.com/office/word/2018/wordml/cex" xmlns:w16cid="http://schemas.microsoft.com/office/word/2016/wordml/cid" xmlns:w16="http://schemas.microsoft.com/office/word/2018/wordml" xmlns:w16du="http://schemas.microsoft.com/office/word/2023/wordml/word16du" xmlns:w16sdtdh="http://schemas.microsoft.com/office/word/2020/wordml/sdtdatahash" xmlns:w16sdtfl="http://schemas.microsoft.com/office/word/2024/wordml/sdtformatlock" xmlns:w16se="http://schemas.microsoft.com/office/word/2015/wordml/symex" xmlns:wpg="http://schemas.microsoft.com/office/word/2010/wordprocessingGroup" xmlns:wpi="http://schemas.microsoft.com/office/word/2010/wordprocessingInk" xmlns:wne="http://schemas.microsoft.com/office/word/2006/wordml" xmlns:wps="http://schemas.microsoft.com/office/word/2010/wordprocessingShape" mc:Ignorable="w14 w15 w16se w16cid w16 w16cex w16sdtdh w16sdtfl w16du wp14">
   <w:footnote w:type="separator" w:id="-1">
     <w:p>
       <w:pPr>
@@ -872,7 +884,7 @@
 </file>
 
 <file path=word/header1.xml><?xml version="1.0" encoding="utf-8"?>
-<w:hdr xmlns:wpc="http://schemas.microsoft.com/office/word/2010/wordprocessingCanvas" xmlns:cx="http://schemas.microsoft.com/office/drawing/2014/chartex" xmlns:cx1="http://schemas.microsoft.com/office/drawing/2015/9/8/chartex" xmlns:cx2="http://schemas.microsoft.com/office/drawing/2015/10/21/chartex" xmlns:cx3="http://schemas.microsoft.com/office/drawing/2016/5/9/chartex" xmlns:cx4="http://schemas.microsoft.com/office/drawing/2016/5/10/chartex" xmlns:cx5="http://schemas.microsoft.com/office/drawing/2016/5/11/chartex" xmlns:cx6="http://schemas.microsoft.com/office/drawing/2016/5/12/chartex" xmlns:cx7="http://schemas.microsoft.com/office/drawing/2016/5/13/chartex" xmlns:cx8="http://schemas.microsoft.com/office/drawing/2016/5/14/chartex" xmlns:mc="http://schemas.openxmlformats.org/markup-compatibility/2006" xmlns:aink="http://schemas.microsoft.com/office/drawing/2016/ink" xmlns:am3d="http://schemas.microsoft.com/office/drawing/2017/model3d" xmlns:o="urn:schemas-microsoft-com:office:office" xmlns:oel="http://schemas.microsoft.com/office/2019/extlst" xmlns:r="http://schemas.openxmlformats.org/officeDocument/2006/relationships" xmlns:m="http://schemas.openxmlformats.org/officeDocument/2006/math" xmlns:v="urn:schemas-microsoft-com:vml" xmlns:wp14="http://schemas.microsoft.com/office/word/2010/wordprocessingDrawing" xmlns:wp="http://schemas.openxmlformats.org/drawingml/2006/wordprocessingDrawing" xmlns:w10="urn:schemas-microsoft-com:office:word" xmlns:w="http://schemas.openxmlformats.org/wordprocessingml/2006/main" xmlns:w14="http://schemas.microsoft.com/office/word/2010/wordml" xmlns:w15="http://schemas.microsoft.com/office/word/2012/wordml" xmlns:w16cex="http://schemas.microsoft.com/office/word/2018/wordml/cex" xmlns:w16cid="http://schemas.microsoft.com/office/word/2016/wordml/cid" xmlns:w16="http://schemas.microsoft.com/office/word/2018/wordml" xmlns:w16sdtdh="http://schemas.microsoft.com/office/word/2020/wordml/sdtdatahash" xmlns:w16se="http://schemas.microsoft.com/office/word/2015/wordml/symex" xmlns:wpg="http://schemas.microsoft.com/office/word/2010/wordprocessingGroup" xmlns:wpi="http://schemas.microsoft.com/office/word/2010/wordprocessingInk" xmlns:wne="http://schemas.microsoft.com/office/word/2006/wordml" xmlns:wps="http://schemas.microsoft.com/office/word/2010/wordprocessingShape" mc:Ignorable="w14 w15 w16se w16cid w16 w16cex w16sdtdh wp14">
+<w:hdr xmlns:wpc="http://schemas.microsoft.com/office/word/2010/wordprocessingCanvas" xmlns:cx="http://schemas.microsoft.com/office/drawing/2014/chartex" xmlns:cx1="http://schemas.microsoft.com/office/drawing/2015/9/8/chartex" xmlns:cx2="http://schemas.microsoft.com/office/drawing/2015/10/21/chartex" xmlns:cx3="http://schemas.microsoft.com/office/drawing/2016/5/9/chartex" xmlns:cx4="http://schemas.microsoft.com/office/drawing/2016/5/10/chartex" xmlns:cx5="http://schemas.microsoft.com/office/drawing/2016/5/11/chartex" xmlns:cx6="http://schemas.microsoft.com/office/drawing/2016/5/12/chartex" xmlns:cx7="http://schemas.microsoft.com/office/drawing/2016/5/13/chartex" xmlns:cx8="http://schemas.microsoft.com/office/drawing/2016/5/14/chartex" xmlns:mc="http://schemas.openxmlformats.org/markup-compatibility/2006" xmlns:aink="http://schemas.microsoft.com/office/drawing/2016/ink" xmlns:am3d="http://schemas.microsoft.com/office/drawing/2017/model3d" xmlns:o="urn:schemas-microsoft-com:office:office" xmlns:oel="http://schemas.microsoft.com/office/2019/extlst" xmlns:r="http://schemas.openxmlformats.org/officeDocument/2006/relationships" xmlns:m="http://schemas.openxmlformats.org/officeDocument/2006/math" xmlns:v="urn:schemas-microsoft-com:vml" xmlns:wp14="http://schemas.microsoft.com/office/word/2010/wordprocessingDrawing" xmlns:wp="http://schemas.openxmlformats.org/drawingml/2006/wordprocessingDrawing" xmlns:w10="urn:schemas-microsoft-com:office:word" xmlns:w="http://schemas.openxmlformats.org/wordprocessingml/2006/main" xmlns:w14="http://schemas.microsoft.com/office/word/2010/wordml" xmlns:w15="http://schemas.microsoft.com/office/word/2012/wordml" xmlns:w16cex="http://schemas.microsoft.com/office/word/2018/wordml/cex" xmlns:w16cid="http://schemas.microsoft.com/office/word/2016/wordml/cid" xmlns:w16="http://schemas.microsoft.com/office/word/2018/wordml" xmlns:w16du="http://schemas.microsoft.com/office/word/2023/wordml/word16du" xmlns:w16sdtdh="http://schemas.microsoft.com/office/word/2020/wordml/sdtdatahash" xmlns:w16sdtfl="http://schemas.microsoft.com/office/word/2024/wordml/sdtformatlock" xmlns:w16se="http://schemas.microsoft.com/office/word/2015/wordml/symex" xmlns:wpg="http://schemas.microsoft.com/office/word/2010/wordprocessingGroup" xmlns:wpi="http://schemas.microsoft.com/office/word/2010/wordprocessingInk" xmlns:wne="http://schemas.microsoft.com/office/word/2006/wordml" xmlns:wps="http://schemas.microsoft.com/office/word/2010/wordprocessingShape" mc:Ignorable="w14 w15 w16se w16cid w16 w16cex w16sdtdh w16sdtfl w16du wp14">
   <w:p>
     <w:pPr>
       <w:pStyle w:val="Header"/>
@@ -882,7 +894,7 @@
 </file>
 
 <file path=word/header2.xml><?xml version="1.0" encoding="utf-8"?>
-<w:hdr xmlns:wpc="http://schemas.microsoft.com/office/word/2010/wordprocessingCanvas" xmlns:cx="http://schemas.microsoft.com/office/drawing/2014/chartex" xmlns:cx1="http://schemas.microsoft.com/office/drawing/2015/9/8/chartex" xmlns:cx2="http://schemas.microsoft.com/office/drawing/2015/10/21/chartex" xmlns:cx3="http://schemas.microsoft.com/office/drawing/2016/5/9/chartex" xmlns:cx4="http://schemas.microsoft.com/office/drawing/2016/5/10/chartex" xmlns:cx5="http://schemas.microsoft.com/office/drawing/2016/5/11/chartex" xmlns:cx6="http://schemas.microsoft.com/office/drawing/2016/5/12/chartex" xmlns:cx7="http://schemas.microsoft.com/office/drawing/2016/5/13/chartex" xmlns:cx8="http://schemas.microsoft.com/office/drawing/2016/5/14/chartex" xmlns:mc="http://schemas.openxmlformats.org/markup-compatibility/2006" xmlns:aink="http://schemas.microsoft.com/office/drawing/2016/ink" xmlns:am3d="http://schemas.microsoft.com/office/drawing/2017/model3d" xmlns:o="urn:schemas-microsoft-com:office:office" xmlns:oel="http://schemas.microsoft.com/office/2019/extlst" xmlns:r="http://schemas.openxmlformats.org/officeDocument/2006/relationships" xmlns:m="http://schemas.openxmlformats.org/officeDocument/2006/math" xmlns:v="urn:schemas-microsoft-com:vml" xmlns:wp14="http://schemas.microsoft.com/office/word/2010/wordprocessingDrawing" xmlns:wp="http://schemas.openxmlformats.org/drawingml/2006/wordprocessingDrawing" xmlns:w10="urn:schemas-microsoft-com:office:word" xmlns:w="http://schemas.openxmlformats.org/wordprocessingml/2006/main" xmlns:w14="http://schemas.microsoft.com/office/word/2010/wordml" xmlns:w15="http://schemas.microsoft.com/office/word/2012/wordml" xmlns:w16cex="http://schemas.microsoft.com/office/word/2018/wordml/cex" xmlns:w16cid="http://schemas.microsoft.com/office/word/2016/wordml/cid" xmlns:w16="http://schemas.microsoft.com/office/word/2018/wordml" xmlns:w16sdtdh="http://schemas.microsoft.com/office/word/2020/wordml/sdtdatahash" xmlns:w16se="http://schemas.microsoft.com/office/word/2015/wordml/symex" xmlns:wpg="http://schemas.microsoft.com/office/word/2010/wordprocessingGroup" xmlns:wpi="http://schemas.microsoft.com/office/word/2010/wordprocessingInk" xmlns:wne="http://schemas.microsoft.com/office/word/2006/wordml" xmlns:wps="http://schemas.microsoft.com/office/word/2010/wordprocessingShape" mc:Ignorable="w14 w15 w16se w16cid w16 w16cex w16sdtdh wp14">
+<w:hdr xmlns:wpc="http://schemas.microsoft.com/office/word/2010/wordprocessingCanvas" xmlns:cx="http://schemas.microsoft.com/office/drawing/2014/chartex" xmlns:cx1="http://schemas.microsoft.com/office/drawing/2015/9/8/chartex" xmlns:cx2="http://schemas.microsoft.com/office/drawing/2015/10/21/chartex" xmlns:cx3="http://schemas.microsoft.com/office/drawing/2016/5/9/chartex" xmlns:cx4="http://schemas.microsoft.com/office/drawing/2016/5/10/chartex" xmlns:cx5="http://schemas.microsoft.com/office/drawing/2016/5/11/chartex" xmlns:cx6="http://schemas.microsoft.com/office/drawing/2016/5/12/chartex" xmlns:cx7="http://schemas.microsoft.com/office/drawing/2016/5/13/chartex" xmlns:cx8="http://schemas.microsoft.com/office/drawing/2016/5/14/chartex" xmlns:mc="http://schemas.openxmlformats.org/markup-compatibility/2006" xmlns:aink="http://schemas.microsoft.com/office/drawing/2016/ink" xmlns:am3d="http://schemas.microsoft.com/office/drawing/2017/model3d" xmlns:o="urn:schemas-microsoft-com:office:office" xmlns:oel="http://schemas.microsoft.com/office/2019/extlst" xmlns:r="http://schemas.openxmlformats.org/officeDocument/2006/relationships" xmlns:m="http://schemas.openxmlformats.org/officeDocument/2006/math" xmlns:v="urn:schemas-microsoft-com:vml" xmlns:wp14="http://schemas.microsoft.com/office/word/2010/wordprocessingDrawing" xmlns:wp="http://schemas.openxmlformats.org/drawingml/2006/wordprocessingDrawing" xmlns:w10="urn:schemas-microsoft-com:office:word" xmlns:w="http://schemas.openxmlformats.org/wordprocessingml/2006/main" xmlns:w14="http://schemas.microsoft.com/office/word/2010/wordml" xmlns:w15="http://schemas.microsoft.com/office/word/2012/wordml" xmlns:w16cex="http://schemas.microsoft.com/office/word/2018/wordml/cex" xmlns:w16cid="http://schemas.microsoft.com/office/word/2016/wordml/cid" xmlns:w16="http://schemas.microsoft.com/office/word/2018/wordml" xmlns:w16du="http://schemas.microsoft.com/office/word/2023/wordml/word16du" xmlns:w16sdtdh="http://schemas.microsoft.com/office/word/2020/wordml/sdtdatahash" xmlns:w16sdtfl="http://schemas.microsoft.com/office/word/2024/wordml/sdtformatlock" xmlns:w16se="http://schemas.microsoft.com/office/word/2015/wordml/symex" xmlns:wpg="http://schemas.microsoft.com/office/word/2010/wordprocessingGroup" xmlns:wpi="http://schemas.microsoft.com/office/word/2010/wordprocessingInk" xmlns:wne="http://schemas.microsoft.com/office/word/2006/wordml" xmlns:wps="http://schemas.microsoft.com/office/word/2010/wordprocessingShape" mc:Ignorable="w14 w15 w16se w16cid w16 w16cex w16sdtdh w16sdtfl w16du wp14">
   <w:p>
     <w:pPr>
       <w:pStyle w:val="Header"/>
@@ -893,7 +905,7 @@
 </file>
 
 <file path=word/header3.xml><?xml version="1.0" encoding="utf-8"?>
-<w:hdr xmlns:wpc="http://schemas.microsoft.com/office/word/2010/wordprocessingCanvas" xmlns:cx="http://schemas.microsoft.com/office/drawing/2014/chartex" xmlns:cx1="http://schemas.microsoft.com/office/drawing/2015/9/8/chartex" xmlns:cx2="http://schemas.microsoft.com/office/drawing/2015/10/21/chartex" xmlns:cx3="http://schemas.microsoft.com/office/drawing/2016/5/9/chartex" xmlns:cx4="http://schemas.microsoft.com/office/drawing/2016/5/10/chartex" xmlns:cx5="http://schemas.microsoft.com/office/drawing/2016/5/11/chartex" xmlns:cx6="http://schemas.microsoft.com/office/drawing/2016/5/12/chartex" xmlns:cx7="http://schemas.microsoft.com/office/drawing/2016/5/13/chartex" xmlns:cx8="http://schemas.microsoft.com/office/drawing/2016/5/14/chartex" xmlns:mc="http://schemas.openxmlformats.org/markup-compatibility/2006" xmlns:aink="http://schemas.microsoft.com/office/drawing/2016/ink" xmlns:am3d="http://schemas.microsoft.com/office/drawing/2017/model3d" xmlns:o="urn:schemas-microsoft-com:office:office" xmlns:oel="http://schemas.microsoft.com/office/2019/extlst" xmlns:r="http://schemas.openxmlformats.org/officeDocument/2006/relationships" xmlns:m="http://schemas.openxmlformats.org/officeDocument/2006/math" xmlns:v="urn:schemas-microsoft-com:vml" xmlns:wp14="http://schemas.microsoft.com/office/word/2010/wordprocessingDrawing" xmlns:wp="http://schemas.openxmlformats.org/drawingml/2006/wordprocessingDrawing" xmlns:w10="urn:schemas-microsoft-com:office:word" xmlns:w="http://schemas.openxmlformats.org/wordprocessingml/2006/main" xmlns:w14="http://schemas.microsoft.com/office/word/2010/wordml" xmlns:w15="http://schemas.microsoft.com/office/word/2012/wordml" xmlns:w16cex="http://schemas.microsoft.com/office/word/2018/wordml/cex" xmlns:w16cid="http://schemas.microsoft.com/office/word/2016/wordml/cid" xmlns:w16="http://schemas.microsoft.com/office/word/2018/wordml" xmlns:w16sdtdh="http://schemas.microsoft.com/office/word/2020/wordml/sdtdatahash" xmlns:w16se="http://schemas.microsoft.com/office/word/2015/wordml/symex" xmlns:wpg="http://schemas.microsoft.com/office/word/2010/wordprocessingGroup" xmlns:wpi="http://schemas.microsoft.com/office/word/2010/wordprocessingInk" xmlns:wne="http://schemas.microsoft.com/office/word/2006/wordml" xmlns:wps="http://schemas.microsoft.com/office/word/2010/wordprocessingShape" mc:Ignorable="w14 w15 w16se w16cid w16 w16cex w16sdtdh wp14">
+<w:hdr xmlns:wpc="http://schemas.microsoft.com/office/word/2010/wordprocessingCanvas" xmlns:cx="http://schemas.microsoft.com/office/drawing/2014/chartex" xmlns:cx1="http://schemas.microsoft.com/office/drawing/2015/9/8/chartex" xmlns:cx2="http://schemas.microsoft.com/office/drawing/2015/10/21/chartex" xmlns:cx3="http://schemas.microsoft.com/office/drawing/2016/5/9/chartex" xmlns:cx4="http://schemas.microsoft.com/office/drawing/2016/5/10/chartex" xmlns:cx5="http://schemas.microsoft.com/office/drawing/2016/5/11/chartex" xmlns:cx6="http://schemas.microsoft.com/office/drawing/2016/5/12/chartex" xmlns:cx7="http://schemas.microsoft.com/office/drawing/2016/5/13/chartex" xmlns:cx8="http://schemas.microsoft.com/office/drawing/2016/5/14/chartex" xmlns:mc="http://schemas.openxmlformats.org/markup-compatibility/2006" xmlns:aink="http://schemas.microsoft.com/office/drawing/2016/ink" xmlns:am3d="http://schemas.microsoft.com/office/drawing/2017/model3d" xmlns:o="urn:schemas-microsoft-com:office:office" xmlns:oel="http://schemas.microsoft.com/office/2019/extlst" xmlns:r="http://schemas.openxmlformats.org/officeDocument/2006/relationships" xmlns:m="http://schemas.openxmlformats.org/officeDocument/2006/math" xmlns:v="urn:schemas-microsoft-com:vml" xmlns:wp14="http://schemas.microsoft.com/office/word/2010/wordprocessingDrawing" xmlns:wp="http://schemas.openxmlformats.org/drawingml/2006/wordprocessingDrawing" xmlns:w10="urn:schemas-microsoft-com:office:word" xmlns:w="http://schemas.openxmlformats.org/wordprocessingml/2006/main" xmlns:w14="http://schemas.microsoft.com/office/word/2010/wordml" xmlns:w15="http://schemas.microsoft.com/office/word/2012/wordml" xmlns:w16cex="http://schemas.microsoft.com/office/word/2018/wordml/cex" xmlns:w16cid="http://schemas.microsoft.com/office/word/2016/wordml/cid" xmlns:w16="http://schemas.microsoft.com/office/word/2018/wordml" xmlns:w16du="http://schemas.microsoft.com/office/word/2023/wordml/word16du" xmlns:w16sdtdh="http://schemas.microsoft.com/office/word/2020/wordml/sdtdatahash" xmlns:w16sdtfl="http://schemas.microsoft.com/office/word/2024/wordml/sdtformatlock" xmlns:w16se="http://schemas.microsoft.com/office/word/2015/wordml/symex" xmlns:wpg="http://schemas.microsoft.com/office/word/2010/wordprocessingGroup" xmlns:wpi="http://schemas.microsoft.com/office/word/2010/wordprocessingInk" xmlns:wne="http://schemas.microsoft.com/office/word/2006/wordml" xmlns:wps="http://schemas.microsoft.com/office/word/2010/wordprocessingShape" mc:Ignorable="w14 w15 w16se w16cid w16 w16cex w16sdtdh w16sdtfl w16du wp14">
   <w:p>
     <w:pPr>
       <w:pStyle w:val="Header"/>
@@ -902,7 +914,7 @@
     <w:r>
       <w:tab/>
       <w:tab/>
-      <w:t>2026-06-17</w:t>
+      <w:t>2026-06-18</w:t>
       <w:br/>
       <w:br/>
     </w:r>
@@ -919,7 +931,7 @@
 </file>
 
 <file path=word/numbering.xml><?xml version="1.0" encoding="utf-8"?>
-<w:numbering xmlns:wpc="http://schemas.microsoft.com/office/word/2010/wordprocessingCanvas" xmlns:cx="http://schemas.microsoft.com/office/drawing/2014/chartex" xmlns:cx1="http://schemas.microsoft.com/office/drawing/2015/9/8/chartex" xmlns:cx2="http://schemas.microsoft.com/office/drawing/2015/10/21/chartex" xmlns:cx3="http://schemas.microsoft.com/office/drawing/2016/5/9/chartex" xmlns:cx4="http://schemas.microsoft.com/office/drawing/2016/5/10/chartex" xmlns:cx5="http://schemas.microsoft.com/office/drawing/2016/5/11/chartex" xmlns:cx6="http://schemas.microsoft.com/office/drawing/2016/5/12/chartex" xmlns:cx7="http://schemas.microsoft.com/office/drawing/2016/5/13/chartex" xmlns:cx8="http://schemas.microsoft.com/office/drawing/2016/5/14/chartex" xmlns:mc="http://schemas.openxmlformats.org/markup-compatibility/2006" xmlns:aink="http://schemas.microsoft.com/office/drawing/2016/ink" xmlns:am3d="http://schemas.microsoft.com/office/drawing/2017/model3d" xmlns:o="urn:schemas-microsoft-com:office:office" xmlns:oel="http://schemas.microsoft.com/office/2019/extlst" xmlns:r="http://schemas.openxmlformats.org/officeDocument/2006/relationships" xmlns:m="http://schemas.openxmlformats.org/officeDocument/2006/math" xmlns:v="urn:schemas-microsoft-com:vml" xmlns:wp14="http://schemas.microsoft.com/office/word/2010/wordprocessingDrawing" xmlns:wp="http://schemas.openxmlformats.org/drawingml/2006/wordprocessingDrawing" xmlns:w10="urn:schemas-microsoft-com:office:word" xmlns:w="http://schemas.openxmlformats.org/wordprocessingml/2006/main" xmlns:w14="http://schemas.microsoft.com/office/word/2010/wordml" xmlns:w15="http://schemas.microsoft.com/office/word/2012/wordml" xmlns:w16cex="http://schemas.microsoft.com/office/word/2018/wordml/cex" xmlns:w16cid="http://schemas.microsoft.com/office/word/2016/wordml/cid" xmlns:w16="http://schemas.microsoft.com/office/word/2018/wordml" xmlns:w16sdtdh="http://schemas.microsoft.com/office/word/2020/wordml/sdtdatahash" xmlns:w16se="http://schemas.microsoft.com/office/word/2015/wordml/symex" xmlns:wpg="http://schemas.microsoft.com/office/word/2010/wordprocessingGroup" xmlns:wpi="http://schemas.microsoft.com/office/word/2010/wordprocessingInk" xmlns:wne="http://schemas.microsoft.com/office/word/2006/wordml" xmlns:wps="http://schemas.microsoft.com/office/word/2010/wordprocessingShape" mc:Ignorable="w14 w15 w16se w16cid w16 w16cex w16sdtdh wp14">
+<w:numbering xmlns:wpc="http://schemas.microsoft.com/office/word/2010/wordprocessingCanvas" xmlns:cx="http://schemas.microsoft.com/office/drawing/2014/chartex" xmlns:cx1="http://schemas.microsoft.com/office/drawing/2015/9/8/chartex" xmlns:cx2="http://schemas.microsoft.com/office/drawing/2015/10/21/chartex" xmlns:cx3="http://schemas.microsoft.com/office/drawing/2016/5/9/chartex" xmlns:cx4="http://schemas.microsoft.com/office/drawing/2016/5/10/chartex" xmlns:cx5="http://schemas.microsoft.com/office/drawing/2016/5/11/chartex" xmlns:cx6="http://schemas.microsoft.com/office/drawing/2016/5/12/chartex" xmlns:cx7="http://schemas.microsoft.com/office/drawing/2016/5/13/chartex" xmlns:cx8="http://schemas.microsoft.com/office/drawing/2016/5/14/chartex" xmlns:mc="http://schemas.openxmlformats.org/markup-compatibility/2006" xmlns:aink="http://schemas.microsoft.com/office/drawing/2016/ink" xmlns:am3d="http://schemas.microsoft.com/office/drawing/2017/model3d" xmlns:o="urn:schemas-microsoft-com:office:office" xmlns:oel="http://schemas.microsoft.com/office/2019/extlst" xmlns:r="http://schemas.openxmlformats.org/officeDocument/2006/relationships" xmlns:m="http://schemas.openxmlformats.org/officeDocument/2006/math" xmlns:v="urn:schemas-microsoft-com:vml" xmlns:wp14="http://schemas.microsoft.com/office/word/2010/wordprocessingDrawing" xmlns:wp="http://schemas.openxmlformats.org/drawingml/2006/wordprocessingDrawing" xmlns:w10="urn:schemas-microsoft-com:office:word" xmlns:w="http://schemas.openxmlformats.org/wordprocessingml/2006/main" xmlns:w14="http://schemas.microsoft.com/office/word/2010/wordml" xmlns:w15="http://schemas.microsoft.com/office/word/2012/wordml" xmlns:w16cex="http://schemas.microsoft.com/office/word/2018/wordml/cex" xmlns:w16cid="http://schemas.microsoft.com/office/word/2016/wordml/cid" xmlns:w16="http://schemas.microsoft.com/office/word/2018/wordml" xmlns:w16du="http://schemas.microsoft.com/office/word/2023/wordml/word16du" xmlns:w16sdtdh="http://schemas.microsoft.com/office/word/2020/wordml/sdtdatahash" xmlns:w16sdtfl="http://schemas.microsoft.com/office/word/2024/wordml/sdtformatlock" xmlns:w16se="http://schemas.microsoft.com/office/word/2015/wordml/symex" xmlns:wpg="http://schemas.microsoft.com/office/word/2010/wordprocessingGroup" xmlns:wpi="http://schemas.microsoft.com/office/word/2010/wordprocessingInk" xmlns:wne="http://schemas.microsoft.com/office/word/2006/wordml" xmlns:wps="http://schemas.microsoft.com/office/word/2010/wordprocessingShape" mc:Ignorable="w14 w15 w16se w16cid w16 w16cex w16sdtdh w16sdtfl w16du wp14">
   <w:abstractNum w:abstractNumId="0" w15:restartNumberingAfterBreak="0">
     <w:nsid w:val="FFFFFF7C"/>
     <w:multiLevelType w:val="singleLevel"/>
@@ -1122,7 +1134,7 @@
 </file>
 
 <file path=word/styles.xml><?xml version="1.0" encoding="utf-8"?>
-<w:styles xmlns:mc="http://schemas.openxmlformats.org/markup-compatibility/2006" xmlns:r="http://schemas.openxmlformats.org/officeDocument/2006/relationships" xmlns:w="http://schemas.openxmlformats.org/wordprocessingml/2006/main" xmlns:w14="http://schemas.microsoft.com/office/word/2010/wordml" xmlns:w15="http://schemas.microsoft.com/office/word/2012/wordml" xmlns:w16cex="http://schemas.microsoft.com/office/word/2018/wordml/cex" xmlns:w16cid="http://schemas.microsoft.com/office/word/2016/wordml/cid" xmlns:w16="http://schemas.microsoft.com/office/word/2018/wordml" xmlns:w16sdtdh="http://schemas.microsoft.com/office/word/2020/wordml/sdtdatahash" xmlns:w16se="http://schemas.microsoft.com/office/word/2015/wordml/symex" mc:Ignorable="w14 w15 w16se w16cid w16 w16cex w16sdtdh">
+<w:styles xmlns:mc="http://schemas.openxmlformats.org/markup-compatibility/2006" xmlns:r="http://schemas.openxmlformats.org/officeDocument/2006/relationships" xmlns:w="http://schemas.openxmlformats.org/wordprocessingml/2006/main" xmlns:w14="http://schemas.microsoft.com/office/word/2010/wordml" xmlns:w15="http://schemas.microsoft.com/office/word/2012/wordml" xmlns:w16cex="http://schemas.microsoft.com/office/word/2018/wordml/cex" xmlns:w16cid="http://schemas.microsoft.com/office/word/2016/wordml/cid" xmlns:w16="http://schemas.microsoft.com/office/word/2018/wordml" xmlns:w16du="http://schemas.microsoft.com/office/word/2023/wordml/word16du" xmlns:w16sdtdh="http://schemas.microsoft.com/office/word/2020/wordml/sdtdatahash" xmlns:w16sdtfl="http://schemas.microsoft.com/office/word/2024/wordml/sdtformatlock" xmlns:w16se="http://schemas.microsoft.com/office/word/2015/wordml/symex" mc:Ignorable="w14 w15 w16se w16cid w16 w16cex w16sdtdh w16sdtfl w16du">
   <w:docDefaults>
     <w:rPrDefault>
       <w:rPr>
@@ -1880,7 +1892,7 @@
     <w:link w:val="TitleChar"/>
     <w:uiPriority w:val="10"/>
     <w:qFormat/>
-    <w:rsid w:val="007106C8"/>
+    <w:rsid w:val="00E854FA"/>
     <w:pPr>
       <w:spacing w:after="300" w:line="240" w:lineRule="auto"/>
       <w:contextualSpacing/>
@@ -1890,7 +1902,7 @@
       <w:rFonts w:eastAsiaTheme="majorEastAsia" w:cstheme="majorBidi"/>
       <w:spacing w:val="5"/>
       <w:kern w:val="28"/>
-      <w:sz w:val="52"/>
+      <w:sz w:val="40"/>
       <w:szCs w:val="52"/>
       <w:lang w:val="sv-SE" w:eastAsia="en-US" w:bidi="ar-SA"/>
     </w:rPr>
@@ -1900,12 +1912,12 @@
     <w:basedOn w:val="DefaultParagraphFont"/>
     <w:link w:val="Title"/>
     <w:uiPriority w:val="10"/>
-    <w:rsid w:val="007106C8"/>
+    <w:rsid w:val="00E854FA"/>
     <w:rPr>
       <w:rFonts w:ascii="Times New Roman" w:eastAsiaTheme="majorEastAsia" w:hAnsi="Times New Roman" w:cstheme="majorBidi"/>
       <w:spacing w:val="5"/>
       <w:kern w:val="28"/>
-      <w:sz w:val="52"/>
+      <w:sz w:val="40"/>
       <w:szCs w:val="52"/>
       <w:lang w:val="sv-SE" w:eastAsia="en-US" w:bidi="ar-SA"/>
     </w:rPr>

--- a/klagomål/A 3294-2026 FSC-klagomål.docx
+++ b/klagomål/A 3294-2026 FSC-klagomål.docx
@@ -914,7 +914,7 @@
     <w:r>
       <w:tab/>
       <w:tab/>
-      <w:t>2026-06-18</w:t>
+      <w:t>2026-06-19</w:t>
       <w:br/>
       <w:br/>
     </w:r>

--- a/klagomål/A 3294-2026 FSC-klagomål.docx
+++ b/klagomål/A 3294-2026 FSC-klagomål.docx
@@ -914,7 +914,7 @@
     <w:r>
       <w:tab/>
       <w:tab/>
-      <w:t>2026-06-19</w:t>
+      <w:t>2026-06-20</w:t>
       <w:br/>
       <w:br/>
     </w:r>

--- a/klagomål/A 3294-2026 FSC-klagomål.docx
+++ b/klagomål/A 3294-2026 FSC-klagomål.docx
@@ -168,38 +168,7 @@
     </w:p>
     <w:p>
       <w:r>
-        <w:t>Detta dokument behandlar höga naturvärden i avverkningsanmälan A 3294-2026 i Nykvarns kommun som inkom 2026-01-19 och omfattar 6,2 ha.</w:t>
-      </w:r>
-    </w:p>
-    <w:p>
-      <w:r>
-        <w:t>Nedan presenteras fynd av naturvårdsarter och fridlysta arter som gjorts i det avverkningsanmälda området, samt relevanta utdrag ur standarderna för FSC, Chain of Custody, Controlled Wood och PEFC. I BILAGA 1 finns artfakta om fridlysta arter.</w:t>
-      </w:r>
-    </w:p>
-    <w:p>
-      <w:r>
-        <w:t>Vi förväntar oss att ni återkommer med ett skriftligt svar på vårt klagomål och även beskriver vilka korrigerande åtgärder ni satt in för att rätta till identifierade brister i er efterlevnad av den svenska FSC standarden.</w:t>
-      </w:r>
-    </w:p>
-    <w:p>
-      <w:pPr>
-        <w:pStyle w:val="Heading1"/>
-      </w:pPr>
-      <w:r>
-        <w:t>Naturvårdsarter</w:t>
-      </w:r>
-    </w:p>
-    <w:p>
-      <w:r>
-        <w:t>I avverkningsanmälan har följande 5 naturvårdsarter hittats: dropptaggsvamp (NT, T), motaggsvamp (NT, T), tallticka (NT, T), vedskivlav (NT, T) och spillkråka (T, §4). Av dessa är 4 rödlistade. För rödlistade arter har rödlistekategorin angivits inom parentes. Typiska arter inom Natura 2000 som är kopplade till skogsekosystem har markerats med (T). För fridlysta arter anges även paragrafen i Artskyddsförordningen som arten är fridlyst enligt.</w:t>
-      </w:r>
-    </w:p>
-    <w:p>
-      <w:r>
-        <w:t>De påträffade naturvårdsarterna är ett tydligt kvitto på att det rör sig om en skog med höga naturvärden.</w:t>
-      </w:r>
-      <w:r>
-        <w:t xml:space="preserve"> I Figur 1 visas fyndplatser för naturvårdsarter i området, som finns registrerade på Artportalen.</w:t>
+        <w:t>Detta klagomål behandlar höga naturvärden i avverkningsanmälan A 3294-2026 i Nykvarns kommun som inkom 2026-01-19 och omfattar 6,2 ha.</w:t>
       </w:r>
     </w:p>
     <w:p>
@@ -247,76 +216,35 @@
         <w:spacing w:after="240"/>
       </w:pPr>
       <w:r>
-        <w:t>Figur 1. Fyndplatser för naturvårdsarter i avverkningsanmälan (röd linje). Markörer utan svart kant är placerade på fyndplatsen. Markörer med svart kant är placerade vid sidan av fyndplatsen och har ett svart streck som visar fyndplatsens exakta position. Kartans mittpunktskoordinat är N 6565943, E 633520 i SWEREF 99 TM.</w:t>
+        <w:t>Figur 1. Fyndplatser för naturvårdsarter i avverkningsanmälan. Markörer utan svart kant är placerade på fyndplatsen. Markörer med svart kant är placerade vid sidan av fyndplatsen har ett svart streck som visar fyndplatsens exakta position. Kartans mittpunktskoordinat är N 6565943, E 633520 i SWEREF 99 TM.</w:t>
+      </w:r>
+    </w:p>
+    <w:p>
+      <w:r>
+        <w:t>I avverkningsanmälan finns fynd av 5 naturvårdsarter, varav 4 är rödlistade, 1 är fridlyst och 5 är typiska (T): dropptaggsvamp (NT, T), motaggsvamp (NT, T), tallticka (NT, T), vedskivlav (NT, T) och spillkråka (T, §4). Se Figur 1.</w:t>
+      </w:r>
+    </w:p>
+    <w:p>
+      <w:r>
+        <w:t>Nedan presenteras relevanta utdrag ur standarderna för FSC, Chain of Custody, Controlled Wood och PEFC.</w:t>
+      </w:r>
+    </w:p>
+    <w:p>
+      <w:r>
+        <w:t>Vi förväntar oss att ni återkommer med ett skriftligt svar på vårt klagomål och även beskriver vilka korrigerande åtgärder ni satt in för att rätta till identifierade brister i er efterlevnad av den svenska FSC standarden.</w:t>
       </w:r>
     </w:p>
     <w:p>
       <w:pPr>
-        <w:pStyle w:val="Heading2"/>
+        <w:pStyle w:val="Heading1"/>
       </w:pPr>
       <w:r>
-        <w:t>Fridlysta arter</w:t>
+        <w:t>Naturvårdsarter och fridlysta arter</w:t>
       </w:r>
     </w:p>
     <w:p>
       <w:r>
-        <w:t>Följande fridlysta arter har sina livsmiljöer och växtplatser i den avverkningsanmälda skogen: spillkråka (T, §4).</w:t>
-      </w:r>
-    </w:p>
-    <w:p>
-      <w:r>
-        <w:t xml:space="preserve">Observera att medlemsländerna är skyldiga att agera i enlighet med EU:s fågeldirektiv där det uttryckligen står att direktivet gäller för fåglar samt för deras ägg, bon och </w:t>
-      </w:r>
-      <w:r>
-        <w:rPr>
-          <w:b/>
-        </w:rPr>
-        <w:t xml:space="preserve">livsmiljöer </w:t>
-      </w:r>
-      <w:r>
-        <w:t>(artikel 1). Vidare att de åtgärder som vidtas inte får leda till en försämring av den nuvarande situationen beträffande bevarandet av de fågelarter som avses i artikel 1 (artikel 13). Fågeldirektivet är styrande för tillsynsansvariga myndigheters ärendehantering, ställningstaganden och beslutsfattande.</w:t>
-      </w:r>
-    </w:p>
-    <w:p>
-      <w:r>
-        <w:rPr>
-          <w:b/>
-        </w:rPr>
-        <w:t>Spillkråka (§4)</w:t>
-      </w:r>
-      <w:r>
-        <w:t xml:space="preserve"> omfattas av bilaga 1 i EU:s fågeldirektiv och är typisk art för </w:t>
-      </w:r>
-      <w:r>
-        <w:rPr>
-          <w:i/>
-        </w:rPr>
-        <w:t xml:space="preserve">9010 Taiga </w:t>
-      </w:r>
-      <w:r>
-        <w:t>och</w:t>
-      </w:r>
-      <w:r>
-        <w:rPr>
-          <w:i/>
-        </w:rPr>
-        <w:t xml:space="preserve"> 9740 Skogsbevuxen myr</w:t>
-      </w:r>
-      <w:r>
-        <w:t>. Den behöver grova träd, främst tall, asp och bok som boträd. Skogsbruk med korta omloppstider och täta, homogena ungskogar utgör det största hotet. Spillkråka är en nyckelart i skogliga miljöer vars övergivna bohål utnyttjas av flera andra hålhäckande fågelarter och fladdermöss, däribland pärluggla (EN, §4), knipa (§4), salskrake (§4) och skogsduva (§4). Hökuggla (VU, §4) och slaguggla (§4) häckar ofta i högstubbar som brutits av i höjd med ett gammalt spillkråkebo (SLU Artdatabanken, 2026; Skogsstyrelsen, 2016).</w:t>
-      </w:r>
-    </w:p>
-    <w:p>
-      <w:r>
-        <w:t>I BILAGA 1 finns mer detaljerad information om ekologi samt krav på livsmiljö hos fridlysta arter.</w:t>
-      </w:r>
-    </w:p>
-    <w:p>
-      <w:pPr>
-        <w:pStyle w:val="Heading2"/>
-      </w:pPr>
-      <w:r>
-        <w:t>Övriga naturvårdsarter</w:t>
+        <w:t>Nedan följer beskrivningar av de naturvårdsarter och fridlysta arter som har sina livsmiljöer och växtplatser i den avverkningsanmälda skogen. Se även ytterligare artfakta i BILAGA 1. De påträffade naturvårdsarterna är ett tydligt kvitto på att det rör sig om en skog med höga naturvärden.</w:t>
       </w:r>
     </w:p>
     <w:p>
@@ -406,6 +334,35 @@
       </w:r>
       <w:r>
         <w:t xml:space="preserve"> (SLU Artdatabanken, 2024).</w:t>
+      </w:r>
+    </w:p>
+    <w:p>
+      <w:r>
+        <w:rPr>
+          <w:b/>
+        </w:rPr>
+        <w:t>Spillkråka (§4)</w:t>
+      </w:r>
+      <w:r>
+        <w:t xml:space="preserve"> omfattas av bilaga 1 i EU:s fågeldirektiv och är typisk art för </w:t>
+      </w:r>
+      <w:r>
+        <w:rPr>
+          <w:i/>
+        </w:rPr>
+        <w:t xml:space="preserve">9010 Taiga </w:t>
+      </w:r>
+      <w:r>
+        <w:t>och</w:t>
+      </w:r>
+      <w:r>
+        <w:rPr>
+          <w:i/>
+        </w:rPr>
+        <w:t xml:space="preserve"> 9740 Skogsbevuxen myr</w:t>
+      </w:r>
+      <w:r>
+        <w:t>. Den behöver grova träd, främst tall, asp och bok som boträd. Skogsbruk med korta omloppstider och täta, homogena ungskogar utgör det största hotet. Spillkråka är en nyckelart i skogliga miljöer vars övergivna bohål utnyttjas av flera andra hålhäckande fågelarter och fladdermöss, däribland pärluggla (EN, §4), knipa (§4), salskrake (§4) och skogsduva (§4). Hökuggla (VU, §4) och slaguggla (§4) häckar ofta i högstubbar som brutits av i höjd med ett gammalt spillkråkebo (SLU Artdatabanken, 2026; Skogsstyrelsen, 2016).</w:t>
       </w:r>
     </w:p>
     <w:p>
@@ -914,7 +871,7 @@
     <w:r>
       <w:tab/>
       <w:tab/>
-      <w:t>2026-06-20</w:t>
+      <w:t>2026-06-21</w:t>
       <w:br/>
       <w:br/>
     </w:r>

--- a/klagomål/A 3294-2026 FSC-klagomål.docx
+++ b/klagomål/A 3294-2026 FSC-klagomål.docx
@@ -871,7 +871,7 @@
     <w:r>
       <w:tab/>
       <w:tab/>
-      <w:t>2026-06-21</w:t>
+      <w:t>2026-06-22</w:t>
       <w:br/>
       <w:br/>
     </w:r>

--- a/klagomål/A 3294-2026 FSC-klagomål.docx
+++ b/klagomål/A 3294-2026 FSC-klagomål.docx
@@ -871,7 +871,7 @@
     <w:r>
       <w:tab/>
       <w:tab/>
-      <w:t>2026-06-22</w:t>
+      <w:t>2026-06-23</w:t>
       <w:br/>
       <w:br/>
     </w:r>

--- a/klagomål/A 3294-2026 FSC-klagomål.docx
+++ b/klagomål/A 3294-2026 FSC-klagomål.docx
@@ -871,7 +871,7 @@
     <w:r>
       <w:tab/>
       <w:tab/>
-      <w:t>2026-06-23</w:t>
+      <w:t>2026-06-24</w:t>
       <w:br/>
       <w:br/>
     </w:r>

--- a/klagomål/A 3294-2026 FSC-klagomål.docx
+++ b/klagomål/A 3294-2026 FSC-klagomål.docx
@@ -871,7 +871,7 @@
     <w:r>
       <w:tab/>
       <w:tab/>
-      <w:t>2026-06-24</w:t>
+      <w:t>2026-06-25</w:t>
       <w:br/>
       <w:br/>
     </w:r>

--- a/klagomål/A 3294-2026 FSC-klagomål.docx
+++ b/klagomål/A 3294-2026 FSC-klagomål.docx
@@ -871,7 +871,7 @@
     <w:r>
       <w:tab/>
       <w:tab/>
-      <w:t>2026-06-25</w:t>
+      <w:t>2026-06-26</w:t>
       <w:br/>
       <w:br/>
     </w:r>

--- a/klagomål/A 3294-2026 FSC-klagomål.docx
+++ b/klagomål/A 3294-2026 FSC-klagomål.docx
@@ -871,7 +871,7 @@
     <w:r>
       <w:tab/>
       <w:tab/>
-      <w:t>2026-06-26</w:t>
+      <w:t>2026-06-27</w:t>
       <w:br/>
       <w:br/>
     </w:r>

--- a/klagomål/A 3294-2026 FSC-klagomål.docx
+++ b/klagomål/A 3294-2026 FSC-klagomål.docx
@@ -871,7 +871,7 @@
     <w:r>
       <w:tab/>
       <w:tab/>
-      <w:t>2026-06-27</w:t>
+      <w:t>2026-06-28</w:t>
       <w:br/>
       <w:br/>
     </w:r>

--- a/klagomål/A 3294-2026 FSC-klagomål.docx
+++ b/klagomål/A 3294-2026 FSC-klagomål.docx
@@ -871,7 +871,7 @@
     <w:r>
       <w:tab/>
       <w:tab/>
-      <w:t>2026-06-28</w:t>
+      <w:t>2026-06-29</w:t>
       <w:br/>
       <w:br/>
     </w:r>

--- a/klagomål/A 3294-2026 FSC-klagomål.docx
+++ b/klagomål/A 3294-2026 FSC-klagomål.docx
@@ -871,7 +871,7 @@
     <w:r>
       <w:tab/>
       <w:tab/>
-      <w:t>2026-06-29</w:t>
+      <w:t>2026-06-30</w:t>
       <w:br/>
       <w:br/>
     </w:r>

--- a/klagomål/A 3294-2026 FSC-klagomål.docx
+++ b/klagomål/A 3294-2026 FSC-klagomål.docx
@@ -871,7 +871,7 @@
     <w:r>
       <w:tab/>
       <w:tab/>
-      <w:t>2026-06-30</w:t>
+      <w:t>2026-07-01</w:t>
       <w:br/>
       <w:br/>
     </w:r>

--- a/klagomål/A 3294-2026 FSC-klagomål.docx
+++ b/klagomål/A 3294-2026 FSC-klagomål.docx
@@ -871,7 +871,7 @@
     <w:r>
       <w:tab/>
       <w:tab/>
-      <w:t>2026-07-01</w:t>
+      <w:t>2026-07-02</w:t>
       <w:br/>
       <w:br/>
     </w:r>

--- a/klagomål/A 3294-2026 FSC-klagomål.docx
+++ b/klagomål/A 3294-2026 FSC-klagomål.docx
@@ -871,7 +871,7 @@
     <w:r>
       <w:tab/>
       <w:tab/>
-      <w:t>2026-07-13</w:t>
+      <w:t>2026-07-14</w:t>
       <w:br/>
       <w:br/>
     </w:r>

--- a/klagomål/A 3294-2026 FSC-klagomål.docx
+++ b/klagomål/A 3294-2026 FSC-klagomål.docx
@@ -871,7 +871,7 @@
     <w:r>
       <w:tab/>
       <w:tab/>
-      <w:t>2026-07-14</w:t>
+      <w:t>2026-07-15</w:t>
       <w:br/>
       <w:br/>
     </w:r>

--- a/klagomål/A 3294-2026 FSC-klagomål.docx
+++ b/klagomål/A 3294-2026 FSC-klagomål.docx
@@ -871,7 +871,7 @@
     <w:r>
       <w:tab/>
       <w:tab/>
-      <w:t>2026-07-15</w:t>
+      <w:t>2026-07-16</w:t>
       <w:br/>
       <w:br/>
     </w:r>

--- a/klagomål/A 3294-2026 FSC-klagomål.docx
+++ b/klagomål/A 3294-2026 FSC-klagomål.docx
@@ -871,7 +871,7 @@
     <w:r>
       <w:tab/>
       <w:tab/>
-      <w:t>2026-07-16</w:t>
+      <w:t>2026-07-17</w:t>
       <w:br/>
       <w:br/>
     </w:r>

--- a/klagomål/A 3294-2026 FSC-klagomål.docx
+++ b/klagomål/A 3294-2026 FSC-klagomål.docx
@@ -871,7 +871,7 @@
     <w:r>
       <w:tab/>
       <w:tab/>
-      <w:t>2026-07-17</w:t>
+      <w:t>2026-07-18</w:t>
       <w:br/>
       <w:br/>
     </w:r>

--- a/klagomål/A 3294-2026 FSC-klagomål.docx
+++ b/klagomål/A 3294-2026 FSC-klagomål.docx
@@ -871,7 +871,7 @@
     <w:r>
       <w:tab/>
       <w:tab/>
-      <w:t>2026-07-18</w:t>
+      <w:t>2026-07-19</w:t>
       <w:br/>
       <w:br/>
     </w:r>

--- a/klagomål/A 3294-2026 FSC-klagomål.docx
+++ b/klagomål/A 3294-2026 FSC-klagomål.docx
@@ -871,7 +871,7 @@
     <w:r>
       <w:tab/>
       <w:tab/>
-      <w:t>2026-07-19</w:t>
+      <w:t>2026-07-20</w:t>
       <w:br/>
       <w:br/>
     </w:r>

--- a/klagomål/A 3294-2026 FSC-klagomål.docx
+++ b/klagomål/A 3294-2026 FSC-klagomål.docx
@@ -871,7 +871,7 @@
     <w:r>
       <w:tab/>
       <w:tab/>
-      <w:t>2026-07-20</w:t>
+      <w:t>2026-07-21</w:t>
       <w:br/>
       <w:br/>
     </w:r>

--- a/klagomål/A 3294-2026 FSC-klagomål.docx
+++ b/klagomål/A 3294-2026 FSC-klagomål.docx
@@ -871,7 +871,7 @@
     <w:r>
       <w:tab/>
       <w:tab/>
-      <w:t>2026-07-21</w:t>
+      <w:t>2026-07-22</w:t>
       <w:br/>
       <w:br/>
     </w:r>

--- a/klagomål/A 3294-2026 FSC-klagomål.docx
+++ b/klagomål/A 3294-2026 FSC-klagomål.docx
@@ -871,7 +871,7 @@
     <w:r>
       <w:tab/>
       <w:tab/>
-      <w:t>2026-07-22</w:t>
+      <w:t>2026-07-23</w:t>
       <w:br/>
       <w:br/>
     </w:r>

--- a/klagomål/A 3294-2026 FSC-klagomål.docx
+++ b/klagomål/A 3294-2026 FSC-klagomål.docx
@@ -871,7 +871,7 @@
     <w:r>
       <w:tab/>
       <w:tab/>
-      <w:t>2026-07-23</w:t>
+      <w:t>2026-07-24</w:t>
       <w:br/>
       <w:br/>
     </w:r>

--- a/klagomål/A 3294-2026 FSC-klagomål.docx
+++ b/klagomål/A 3294-2026 FSC-klagomål.docx
@@ -871,7 +871,7 @@
     <w:r>
       <w:tab/>
       <w:tab/>
-      <w:t>2026-07-24</w:t>
+      <w:t>2026-07-25</w:t>
       <w:br/>
       <w:br/>
     </w:r>

--- a/klagomål/A 3294-2026 FSC-klagomål.docx
+++ b/klagomål/A 3294-2026 FSC-klagomål.docx
@@ -871,7 +871,7 @@
     <w:r>
       <w:tab/>
       <w:tab/>
-      <w:t>2026-07-25</w:t>
+      <w:t>2026-07-26</w:t>
       <w:br/>
       <w:br/>
     </w:r>

--- a/klagomål/A 3294-2026 FSC-klagomål.docx
+++ b/klagomål/A 3294-2026 FSC-klagomål.docx
@@ -871,7 +871,7 @@
     <w:r>
       <w:tab/>
       <w:tab/>
-      <w:t>2026-07-26</w:t>
+      <w:t>2026-07-27</w:t>
       <w:br/>
       <w:br/>
     </w:r>

--- a/klagomål/A 3294-2026 FSC-klagomål.docx
+++ b/klagomål/A 3294-2026 FSC-klagomål.docx
@@ -871,7 +871,7 @@
     <w:r>
       <w:tab/>
       <w:tab/>
-      <w:t>2026-07-27</w:t>
+      <w:t>2026-07-28</w:t>
       <w:br/>
       <w:br/>
     </w:r>

--- a/klagomål/A 3294-2026 FSC-klagomål.docx
+++ b/klagomål/A 3294-2026 FSC-klagomål.docx
@@ -871,7 +871,7 @@
     <w:r>
       <w:tab/>
       <w:tab/>
-      <w:t>2026-07-28</w:t>
+      <w:t>2026-07-29</w:t>
       <w:br/>
       <w:br/>
     </w:r>

--- a/klagomål/A 3294-2026 FSC-klagomål.docx
+++ b/klagomål/A 3294-2026 FSC-klagomål.docx
@@ -871,7 +871,7 @@
     <w:r>
       <w:tab/>
       <w:tab/>
-      <w:t>2026-07-29</w:t>
+      <w:t>2026-07-30</w:t>
       <w:br/>
       <w:br/>
     </w:r>

--- a/klagomål/A 3294-2026 FSC-klagomål.docx
+++ b/klagomål/A 3294-2026 FSC-klagomål.docx
@@ -871,7 +871,7 @@
     <w:r>
       <w:tab/>
       <w:tab/>
-      <w:t>2026-07-30</w:t>
+      <w:t>2026-07-31</w:t>
       <w:br/>
       <w:br/>
     </w:r>

--- a/klagomål/A 3294-2026 FSC-klagomål.docx
+++ b/klagomål/A 3294-2026 FSC-klagomål.docx
@@ -871,7 +871,7 @@
     <w:r>
       <w:tab/>
       <w:tab/>
-      <w:t>2026-07-31</w:t>
+      <w:t>2026-08-01</w:t>
       <w:br/>
       <w:br/>
     </w:r>

--- a/klagomål/A 3294-2026 FSC-klagomål.docx
+++ b/klagomål/A 3294-2026 FSC-klagomål.docx
@@ -871,7 +871,7 @@
     <w:r>
       <w:tab/>
       <w:tab/>
-      <w:t>2026-08-01</w:t>
+      <w:t>2026-08-02</w:t>
       <w:br/>
       <w:br/>
     </w:r>

--- a/klagomål/A 3294-2026 FSC-klagomål.docx
+++ b/klagomål/A 3294-2026 FSC-klagomål.docx
@@ -871,7 +871,7 @@
     <w:r>
       <w:tab/>
       <w:tab/>
-      <w:t>2026-08-02</w:t>
+      <w:t>2026-08-03</w:t>
       <w:br/>
       <w:br/>
     </w:r>

--- a/klagomål/A 3294-2026 FSC-klagomål.docx
+++ b/klagomål/A 3294-2026 FSC-klagomål.docx
@@ -871,7 +871,7 @@
     <w:r>
       <w:tab/>
       <w:tab/>
-      <w:t>2026-08-03</w:t>
+      <w:t>2026-08-05</w:t>
       <w:br/>
       <w:br/>
     </w:r>

--- a/klagomål/A 3294-2026 FSC-klagomål.docx
+++ b/klagomål/A 3294-2026 FSC-klagomål.docx
@@ -871,7 +871,7 @@
     <w:r>
       <w:tab/>
       <w:tab/>
-      <w:t>2026-08-05</w:t>
+      <w:t>2026-08-07</w:t>
       <w:br/>
       <w:br/>
     </w:r>

--- a/klagomål/A 3294-2026 FSC-klagomål.docx
+++ b/klagomål/A 3294-2026 FSC-klagomål.docx
@@ -871,7 +871,7 @@
     <w:r>
       <w:tab/>
       <w:tab/>
-      <w:t>2026-08-07</w:t>
+      <w:t>2026-08-08</w:t>
       <w:br/>
       <w:br/>
     </w:r>

--- a/klagomål/A 3294-2026 FSC-klagomål.docx
+++ b/klagomål/A 3294-2026 FSC-klagomål.docx
@@ -216,7 +216,7 @@
         <w:spacing w:after="240"/>
       </w:pPr>
       <w:r>
-        <w:t>Figur 1. Fyndplatser för naturvårdsarter i avverkningsanmälan. Markörer utan svart kant är placerade på fyndplatsen. Markörer med svart kant är placerade vid sidan av fyndplatsen har ett svart streck som visar fyndplatsens exakta position. Kartans mittpunktskoordinat är N 6565943, E 633520 i SWEREF 99 TM.</w:t>
+        <w:t>Figur 1. Fyndplatser för naturvårdsarter i avverkningsanmälan. Markörer utan svart kant är placerade på fyndplatsen. Markörer med svart kant är placerade vid sidan av fyndplatsen och har ett svart streck som visar fyndplatsens exakta position. Kartans mittpunktskoordinat är N 6565943, E 633520 i SWEREF 99 TM.</w:t>
       </w:r>
     </w:p>
     <w:p>
@@ -871,7 +871,7 @@
     <w:r>
       <w:tab/>
       <w:tab/>
-      <w:t>2026-08-14</w:t>
+      <w:t>2026-08-15</w:t>
       <w:br/>
       <w:br/>
     </w:r>

--- a/klagomål/A 3294-2026 FSC-klagomål.docx
+++ b/klagomål/A 3294-2026 FSC-klagomål.docx
@@ -871,7 +871,7 @@
     <w:r>
       <w:tab/>
       <w:tab/>
-      <w:t>2026-08-15</w:t>
+      <w:t>2026-08-16</w:t>
       <w:br/>
       <w:br/>
     </w:r>

--- a/klagomål/A 3294-2026 FSC-klagomål.docx
+++ b/klagomål/A 3294-2026 FSC-klagomål.docx
@@ -871,7 +871,7 @@
     <w:r>
       <w:tab/>
       <w:tab/>
-      <w:t>2026-08-16</w:t>
+      <w:t>2026-08-17</w:t>
       <w:br/>
       <w:br/>
     </w:r>

--- a/klagomål/A 3294-2026 FSC-klagomål.docx
+++ b/klagomål/A 3294-2026 FSC-klagomål.docx
@@ -871,7 +871,7 @@
     <w:r>
       <w:tab/>
       <w:tab/>
-      <w:t>2026-08-17</w:t>
+      <w:t>2026-08-18</w:t>
       <w:br/>
       <w:br/>
     </w:r>

--- a/klagomål/A 3294-2026 FSC-klagomål.docx
+++ b/klagomål/A 3294-2026 FSC-klagomål.docx
@@ -871,7 +871,7 @@
     <w:r>
       <w:tab/>
       <w:tab/>
-      <w:t>2026-08-18</w:t>
+      <w:t>2026-08-19</w:t>
       <w:br/>
       <w:br/>
     </w:r>

--- a/klagomål/A 3294-2026 FSC-klagomål.docx
+++ b/klagomål/A 3294-2026 FSC-klagomål.docx
@@ -871,7 +871,7 @@
     <w:r>
       <w:tab/>
       <w:tab/>
-      <w:t>2026-08-19</w:t>
+      <w:t>2026-08-20</w:t>
       <w:br/>
       <w:br/>
     </w:r>

--- a/klagomål/A 3294-2026 FSC-klagomål.docx
+++ b/klagomål/A 3294-2026 FSC-klagomål.docx
@@ -871,7 +871,7 @@
     <w:r>
       <w:tab/>
       <w:tab/>
-      <w:t>2026-08-20</w:t>
+      <w:t>2026-08-21</w:t>
       <w:br/>
       <w:br/>
     </w:r>

--- a/klagomål/A 3294-2026 FSC-klagomål.docx
+++ b/klagomål/A 3294-2026 FSC-klagomål.docx
@@ -871,7 +871,7 @@
     <w:r>
       <w:tab/>
       <w:tab/>
-      <w:t>2026-08-21</w:t>
+      <w:t>2026-08-22</w:t>
       <w:br/>
       <w:br/>
     </w:r>

--- a/klagomål/A 3294-2026 FSC-klagomål.docx
+++ b/klagomål/A 3294-2026 FSC-klagomål.docx
@@ -871,7 +871,7 @@
     <w:r>
       <w:tab/>
       <w:tab/>
-      <w:t>2026-08-22</w:t>
+      <w:t>2026-08-23</w:t>
       <w:br/>
       <w:br/>
     </w:r>

--- a/klagomål/A 3294-2026 FSC-klagomål.docx
+++ b/klagomål/A 3294-2026 FSC-klagomål.docx
@@ -871,7 +871,7 @@
     <w:r>
       <w:tab/>
       <w:tab/>
-      <w:t>2026-08-23</w:t>
+      <w:t>2026-08-24</w:t>
       <w:br/>
       <w:br/>
     </w:r>

--- a/klagomål/A 3294-2026 FSC-klagomål.docx
+++ b/klagomål/A 3294-2026 FSC-klagomål.docx
@@ -871,7 +871,7 @@
     <w:r>
       <w:tab/>
       <w:tab/>
-      <w:t>2026-08-24</w:t>
+      <w:t>2026-08-25</w:t>
       <w:br/>
       <w:br/>
     </w:r>

--- a/klagomål/A 3294-2026 FSC-klagomål.docx
+++ b/klagomål/A 3294-2026 FSC-klagomål.docx
@@ -871,7 +871,7 @@
     <w:r>
       <w:tab/>
       <w:tab/>
-      <w:t>2026-08-25</w:t>
+      <w:t>2026-08-26</w:t>
       <w:br/>
       <w:br/>
     </w:r>

--- a/klagomål/A 3294-2026 FSC-klagomål.docx
+++ b/klagomål/A 3294-2026 FSC-klagomål.docx
@@ -871,7 +871,7 @@
     <w:r>
       <w:tab/>
       <w:tab/>
-      <w:t>2026-08-26</w:t>
+      <w:t>2026-08-27</w:t>
       <w:br/>
       <w:br/>
     </w:r>

--- a/klagomål/A 3294-2026 FSC-klagomål.docx
+++ b/klagomål/A 3294-2026 FSC-klagomål.docx
@@ -871,7 +871,7 @@
     <w:r>
       <w:tab/>
       <w:tab/>
-      <w:t>2026-08-27</w:t>
+      <w:t>2026-08-28</w:t>
       <w:br/>
       <w:br/>
     </w:r>

--- a/klagomål/A 3294-2026 FSC-klagomål.docx
+++ b/klagomål/A 3294-2026 FSC-klagomål.docx
@@ -871,7 +871,7 @@
     <w:r>
       <w:tab/>
       <w:tab/>
-      <w:t>2026-08-28</w:t>
+      <w:t>2026-08-29</w:t>
       <w:br/>
       <w:br/>
     </w:r>

--- a/klagomål/A 3294-2026 FSC-klagomål.docx
+++ b/klagomål/A 3294-2026 FSC-klagomål.docx
@@ -871,7 +871,7 @@
     <w:r>
       <w:tab/>
       <w:tab/>
-      <w:t>2026-08-29</w:t>
+      <w:t>2026-08-31</w:t>
       <w:br/>
       <w:br/>
     </w:r>

--- a/klagomål/A 3294-2026 FSC-klagomål.docx
+++ b/klagomål/A 3294-2026 FSC-klagomål.docx
@@ -871,7 +871,7 @@
     <w:r>
       <w:tab/>
       <w:tab/>
-      <w:t>2026-08-31</w:t>
+      <w:t>2026-09-01</w:t>
       <w:br/>
       <w:br/>
     </w:r>

--- a/klagomål/A 3294-2026 FSC-klagomål.docx
+++ b/klagomål/A 3294-2026 FSC-klagomål.docx
@@ -871,7 +871,7 @@
     <w:r>
       <w:tab/>
       <w:tab/>
-      <w:t>2026-09-01</w:t>
+      <w:t>2026-09-02</w:t>
       <w:br/>
       <w:br/>
     </w:r>

--- a/klagomål/A 3294-2026 FSC-klagomål.docx
+++ b/klagomål/A 3294-2026 FSC-klagomål.docx
@@ -871,7 +871,7 @@
     <w:r>
       <w:tab/>
       <w:tab/>
-      <w:t>2026-09-02</w:t>
+      <w:t>2026-09-03</w:t>
       <w:br/>
       <w:br/>
     </w:r>

--- a/klagomål/A 3294-2026 FSC-klagomål.docx
+++ b/klagomål/A 3294-2026 FSC-klagomål.docx
@@ -871,7 +871,7 @@
     <w:r>
       <w:tab/>
       <w:tab/>
-      <w:t>2026-09-03</w:t>
+      <w:t>2026-09-04</w:t>
       <w:br/>
       <w:br/>
     </w:r>

--- a/klagomål/A 3294-2026 FSC-klagomål.docx
+++ b/klagomål/A 3294-2026 FSC-klagomål.docx
@@ -871,7 +871,7 @@
     <w:r>
       <w:tab/>
       <w:tab/>
-      <w:t>2026-09-04</w:t>
+      <w:t>2026-09-05</w:t>
       <w:br/>
       <w:br/>
     </w:r>
